--- a/report_template/template_main/LC10_CustomEdition_XJFY_v1.0.1.docx
+++ b/report_template/template_main/LC10_CustomEdition_XJFY_v1.0.1.docx
@@ -198,40 +198,7 @@
                 <w:sz w:val="17"/>
                 <w:szCs w:val="17"/>
               </w:rPr>
-              <w:t>送</w:t>
-            </w:r>
-            <w:r>
-              <w:rPr>
-                <w:rFonts w:ascii="思源黑体 CN Bold" w:eastAsia="思源黑体 CN Bold" w:hAnsi="思源黑体 CN Bold" w:hint="eastAsia"/>
-                <w:b/>
-                <w:bCs/>
-                <w:color w:val="262626" w:themeColor="text1" w:themeTint="D9"/>
-                <w:sz w:val="17"/>
-                <w:szCs w:val="17"/>
-              </w:rPr>
-              <w:t xml:space="preserve"> </w:t>
-            </w:r>
-            <w:r>
-              <w:rPr>
-                <w:rFonts w:ascii="思源黑体 CN Bold" w:eastAsia="思源黑体 CN Bold" w:hAnsi="思源黑体 CN Bold" w:hint="eastAsia"/>
-                <w:b/>
-                <w:bCs/>
-                <w:color w:val="262626" w:themeColor="text1" w:themeTint="D9"/>
-                <w:sz w:val="17"/>
-                <w:szCs w:val="17"/>
-              </w:rPr>
-              <w:t>检</w:t>
-            </w:r>
-            <w:r>
-              <w:rPr>
-                <w:rFonts w:ascii="思源黑体 CN Bold" w:eastAsia="思源黑体 CN Bold" w:hAnsi="思源黑体 CN Bold" w:hint="eastAsia"/>
-                <w:b/>
-                <w:bCs/>
-                <w:color w:val="262626" w:themeColor="text1" w:themeTint="D9"/>
-                <w:sz w:val="17"/>
-                <w:szCs w:val="17"/>
-              </w:rPr>
-              <w:t xml:space="preserve"> </w:t>
+              <w:t xml:space="preserve">送 检 </w:t>
             </w:r>
             <w:r>
               <w:rPr>
@@ -2441,25 +2408,7 @@
           <w:sz w:val="16"/>
           <w:szCs w:val="16"/>
         </w:rPr>
-        <w:t>变异结果中仅统计与临床意义相关、致癌</w:t>
-      </w:r>
-      <w:r>
-        <w:rPr>
-          <w:rFonts w:ascii="思源黑体 CN Normal" w:eastAsia="思源黑体 CN Normal" w:hAnsi="思源黑体 CN Normal"/>
-          <w:color w:val="000000" w:themeColor="text1"/>
-          <w:sz w:val="16"/>
-          <w:szCs w:val="16"/>
-        </w:rPr>
-        <w:t>/</w:t>
-      </w:r>
-      <w:r>
-        <w:rPr>
-          <w:rFonts w:ascii="思源黑体 CN Normal" w:eastAsia="思源黑体 CN Normal" w:hAnsi="思源黑体 CN Normal"/>
-          <w:color w:val="000000" w:themeColor="text1"/>
-          <w:sz w:val="16"/>
-          <w:szCs w:val="16"/>
-        </w:rPr>
-        <w:t>致病性和意义未明变异。</w:t>
+        <w:t>变异结果中仅统计与临床意义相关、致癌/致病性和意义未明变异。</w:t>
       </w:r>
       <w:r>
         <w:br w:type="page"/>
@@ -2742,7 +2691,7 @@
                 <w:sz w:val="18"/>
                 <w:szCs w:val="18"/>
               </w:rPr>
-              <w:t>/</w:t>
+              <w:t>/拷贝数</w:t>
             </w:r>
             <w:r>
               <w:rPr>
@@ -2753,8 +2702,25 @@
                 <w:sz w:val="18"/>
                 <w:szCs w:val="18"/>
               </w:rPr>
-              <w:t>拷贝数</w:t>
-            </w:r>
+              <w:t>{%endif%}</w:t>
+            </w:r>
+          </w:p>
+        </w:tc>
+        <w:tc>
+          <w:tcPr>
+            <w:tcW w:w="709" w:type="dxa"/>
+          </w:tcPr>
+          <w:p>
+            <w:pPr>
+              <w:spacing w:line="360" w:lineRule="exact"/>
+              <w:jc w:val="center"/>
+              <w:rPr>
+                <w:rFonts w:ascii="思源黑体 CN Normal" w:eastAsia="思源黑体 CN Normal" w:hAnsi="思源黑体 CN Normal" w:cs="思源黑体 CN Light"/>
+                <w:iCs/>
+                <w:sz w:val="17"/>
+                <w:szCs w:val="17"/>
+              </w:rPr>
+            </w:pPr>
             <w:r>
               <w:rPr>
                 <w:rFonts w:ascii="思源黑体 CN Bold" w:eastAsia="思源黑体 CN Bold" w:hAnsi="思源黑体 CN Bold" w:hint="eastAsia"/>
@@ -2764,20 +2730,22 @@
                 <w:sz w:val="18"/>
                 <w:szCs w:val="18"/>
               </w:rPr>
-              <w:t>{%endif%}</w:t>
+              <w:t>变异分类</w:t>
             </w:r>
           </w:p>
         </w:tc>
         <w:tc>
           <w:tcPr>
-            <w:tcW w:w="709" w:type="dxa"/>
+            <w:tcW w:w="3816" w:type="dxa"/>
           </w:tcPr>
           <w:p>
             <w:pPr>
+              <w:adjustRightInd w:val="0"/>
+              <w:snapToGrid w:val="0"/>
               <w:spacing w:line="360" w:lineRule="exact"/>
               <w:jc w:val="center"/>
               <w:rPr>
-                <w:rFonts w:ascii="思源黑体 CN Normal" w:eastAsia="思源黑体 CN Normal" w:hAnsi="思源黑体 CN Normal" w:cs="思源黑体 CN Light"/>
+                <w:rFonts w:ascii="思源黑体 CN Normal" w:eastAsia="思源黑体 CN Normal" w:hAnsi="思源黑体 CN Normal"/>
                 <w:iCs/>
                 <w:sz w:val="17"/>
                 <w:szCs w:val="17"/>
@@ -2792,36 +2760,6 @@
                 <w:sz w:val="18"/>
                 <w:szCs w:val="18"/>
               </w:rPr>
-              <w:t>变异分类</w:t>
-            </w:r>
-          </w:p>
-        </w:tc>
-        <w:tc>
-          <w:tcPr>
-            <w:tcW w:w="3816" w:type="dxa"/>
-          </w:tcPr>
-          <w:p>
-            <w:pPr>
-              <w:adjustRightInd w:val="0"/>
-              <w:snapToGrid w:val="0"/>
-              <w:spacing w:line="360" w:lineRule="exact"/>
-              <w:jc w:val="center"/>
-              <w:rPr>
-                <w:rFonts w:ascii="思源黑体 CN Normal" w:eastAsia="思源黑体 CN Normal" w:hAnsi="思源黑体 CN Normal"/>
-                <w:iCs/>
-                <w:sz w:val="17"/>
-                <w:szCs w:val="17"/>
-              </w:rPr>
-            </w:pPr>
-            <w:r>
-              <w:rPr>
-                <w:rFonts w:ascii="思源黑体 CN Bold" w:eastAsia="思源黑体 CN Bold" w:hAnsi="思源黑体 CN Bold" w:hint="eastAsia"/>
-                <w:b/>
-                <w:bCs/>
-                <w:color w:val="FFFFFF" w:themeColor="background1"/>
-                <w:sz w:val="18"/>
-                <w:szCs w:val="18"/>
-              </w:rPr>
               <w:t>临床提示（耐药</w:t>
             </w:r>
             <w:r>
@@ -2833,18 +2771,7 @@
                 <w:sz w:val="18"/>
                 <w:szCs w:val="18"/>
               </w:rPr>
-              <w:t>/</w:t>
-            </w:r>
-            <w:r>
-              <w:rPr>
-                <w:rFonts w:ascii="思源黑体 CN Bold" w:eastAsia="思源黑体 CN Bold" w:hAnsi="思源黑体 CN Bold"/>
-                <w:b/>
-                <w:bCs/>
-                <w:color w:val="FFFFFF" w:themeColor="background1"/>
-                <w:sz w:val="18"/>
-                <w:szCs w:val="18"/>
-              </w:rPr>
-              <w:t>敏感，证据等级）</w:t>
+              <w:t>/敏感，证据等级）</w:t>
             </w:r>
           </w:p>
         </w:tc>
@@ -4177,7 +4104,27 @@
           <w:sz w:val="16"/>
           <w:szCs w:val="16"/>
         </w:rPr>
-        <w:t>（</w:t>
+        <w:t>（PMID: 27993330）中的变异分类方法，综合变异在治疗、诊断和预后方面相关研究证据，将变异分为4类：I类为强临床意义；II类为潜在临床意义；III类为临床意义不明；IV类为良性/可能良性。上表仅列出I-II类变异，与肿瘤发生发展相关但暂无临床药物研究的变异不在本表中展示。</w:t>
+      </w:r>
+    </w:p>
+    <w:p>
+      <w:pPr>
+        <w:ind w:left="320" w:hangingChars="200" w:hanging="320"/>
+        <w:rPr>
+          <w:rFonts w:ascii="思源黑体 CN Normal" w:eastAsia="思源黑体 CN Normal" w:hAnsi="思源黑体 CN Normal"/>
+          <w:color w:val="000000" w:themeColor="text1"/>
+          <w:sz w:val="16"/>
+          <w:szCs w:val="16"/>
+        </w:rPr>
+      </w:pPr>
+      <w:r>
+        <w:rPr>
+          <w:rFonts w:ascii="思源黑体 CN Normal" w:eastAsia="思源黑体 CN Normal" w:hAnsi="思源黑体 CN Normal"/>
+          <w:color w:val="000000" w:themeColor="text1"/>
+          <w:sz w:val="16"/>
+          <w:szCs w:val="16"/>
+        </w:rPr>
+        <w:t xml:space="preserve">2.  </w:t>
       </w:r>
       <w:r>
         <w:rPr>
@@ -4186,7 +4133,7 @@
           <w:sz w:val="16"/>
           <w:szCs w:val="16"/>
         </w:rPr>
-        <w:t>PMID: 27993330</w:t>
+        <w:t>检出变异与临床意义相关性的证据水平分为A、B、C、D四个等级，A级：对应癌种中FDA/NMPA批准或指南推荐的治疗、诊断或预后的相关标志物；B级：专家共识或III/IV期临床试验研究表明对患者肿瘤治疗有敏感或耐药、或具有诊断、预后意义的生物标志物；C级: FDA/NMPA批准或专业指南推荐的在其他癌种对某个治疗方案敏感或耐药的标志物；或者是作为临床试验入组标准的标志物；或者是多个小型研究结果证实具有</w:t>
       </w:r>
       <w:r>
         <w:rPr>
@@ -4195,7 +4142,28 @@
           <w:sz w:val="16"/>
           <w:szCs w:val="16"/>
         </w:rPr>
-        <w:t>）中的变异分类方法，综合变异在治疗、诊断和预后方面相关研究证据，将变异分为</w:t>
+        <w:lastRenderedPageBreak/>
+        <w:t>诊断或预后意义的标志物；D级: 临床前研究表明具有潜在的治疗意义，或基于小型研究或多个案例报告可能作为辅助疾病诊断或预后的标志物（结论未形成共识）。具有明确临床意义的I类变异，对应药物敏感性证据级别为A级和B级；具有潜在临床意义的II类变异，对应药物敏感性证据级别为C级和D级；不会对临床意义尚不明确的III类变异做药物敏感性分析。</w:t>
+      </w:r>
+    </w:p>
+    <w:p>
+      <w:pPr>
+        <w:ind w:left="320" w:hangingChars="200" w:hanging="320"/>
+        <w:rPr>
+          <w:rFonts w:ascii="思源黑体 CN Normal" w:eastAsia="思源黑体 CN Normal" w:hAnsi="思源黑体 CN Normal"/>
+          <w:color w:val="000000" w:themeColor="text1"/>
+          <w:sz w:val="16"/>
+          <w:szCs w:val="16"/>
+        </w:rPr>
+      </w:pPr>
+      <w:r>
+        <w:rPr>
+          <w:rFonts w:ascii="思源黑体 CN Normal" w:eastAsia="思源黑体 CN Normal" w:hAnsi="思源黑体 CN Normal"/>
+          <w:color w:val="000000" w:themeColor="text1"/>
+          <w:sz w:val="16"/>
+          <w:szCs w:val="16"/>
+        </w:rPr>
+        <w:t xml:space="preserve">3.  </w:t>
       </w:r>
       <w:r>
         <w:rPr>
@@ -4204,7 +4172,7 @@
           <w:sz w:val="16"/>
           <w:szCs w:val="16"/>
         </w:rPr>
-        <w:t>4</w:t>
+        <w:t>变异包含检出</w:t>
       </w:r>
       <w:r>
         <w:rPr>
@@ -4213,7 +4181,7 @@
           <w:sz w:val="16"/>
           <w:szCs w:val="16"/>
         </w:rPr>
-        <w:t>类：</w:t>
+        <w:t>的</w:t>
       </w:r>
       <w:r>
         <w:rPr>
@@ -4222,570 +4190,7 @@
           <w:sz w:val="16"/>
           <w:szCs w:val="16"/>
         </w:rPr>
-        <w:t>I</w:t>
-      </w:r>
-      <w:r>
-        <w:rPr>
-          <w:rFonts w:ascii="思源黑体 CN Normal" w:eastAsia="思源黑体 CN Normal" w:hAnsi="思源黑体 CN Normal" w:hint="eastAsia"/>
-          <w:color w:val="000000" w:themeColor="text1"/>
-          <w:sz w:val="16"/>
-          <w:szCs w:val="16"/>
-        </w:rPr>
-        <w:t>类为强临床意义；</w:t>
-      </w:r>
-      <w:r>
-        <w:rPr>
-          <w:rFonts w:ascii="思源黑体 CN Normal" w:eastAsia="思源黑体 CN Normal" w:hAnsi="思源黑体 CN Normal" w:hint="eastAsia"/>
-          <w:color w:val="000000" w:themeColor="text1"/>
-          <w:sz w:val="16"/>
-          <w:szCs w:val="16"/>
-        </w:rPr>
-        <w:t>II</w:t>
-      </w:r>
-      <w:r>
-        <w:rPr>
-          <w:rFonts w:ascii="思源黑体 CN Normal" w:eastAsia="思源黑体 CN Normal" w:hAnsi="思源黑体 CN Normal" w:hint="eastAsia"/>
-          <w:color w:val="000000" w:themeColor="text1"/>
-          <w:sz w:val="16"/>
-          <w:szCs w:val="16"/>
-        </w:rPr>
-        <w:t>类为潜在临床意义；</w:t>
-      </w:r>
-      <w:r>
-        <w:rPr>
-          <w:rFonts w:ascii="思源黑体 CN Normal" w:eastAsia="思源黑体 CN Normal" w:hAnsi="思源黑体 CN Normal" w:hint="eastAsia"/>
-          <w:color w:val="000000" w:themeColor="text1"/>
-          <w:sz w:val="16"/>
-          <w:szCs w:val="16"/>
-        </w:rPr>
-        <w:t>III</w:t>
-      </w:r>
-      <w:r>
-        <w:rPr>
-          <w:rFonts w:ascii="思源黑体 CN Normal" w:eastAsia="思源黑体 CN Normal" w:hAnsi="思源黑体 CN Normal" w:hint="eastAsia"/>
-          <w:color w:val="000000" w:themeColor="text1"/>
-          <w:sz w:val="16"/>
-          <w:szCs w:val="16"/>
-        </w:rPr>
-        <w:t>类为临床意义不明；</w:t>
-      </w:r>
-      <w:r>
-        <w:rPr>
-          <w:rFonts w:ascii="思源黑体 CN Normal" w:eastAsia="思源黑体 CN Normal" w:hAnsi="思源黑体 CN Normal" w:hint="eastAsia"/>
-          <w:color w:val="000000" w:themeColor="text1"/>
-          <w:sz w:val="16"/>
-          <w:szCs w:val="16"/>
-        </w:rPr>
-        <w:t>IV</w:t>
-      </w:r>
-      <w:r>
-        <w:rPr>
-          <w:rFonts w:ascii="思源黑体 CN Normal" w:eastAsia="思源黑体 CN Normal" w:hAnsi="思源黑体 CN Normal" w:hint="eastAsia"/>
-          <w:color w:val="000000" w:themeColor="text1"/>
-          <w:sz w:val="16"/>
-          <w:szCs w:val="16"/>
-        </w:rPr>
-        <w:t>类为良性</w:t>
-      </w:r>
-      <w:r>
-        <w:rPr>
-          <w:rFonts w:ascii="思源黑体 CN Normal" w:eastAsia="思源黑体 CN Normal" w:hAnsi="思源黑体 CN Normal" w:hint="eastAsia"/>
-          <w:color w:val="000000" w:themeColor="text1"/>
-          <w:sz w:val="16"/>
-          <w:szCs w:val="16"/>
-        </w:rPr>
-        <w:t>/</w:t>
-      </w:r>
-      <w:r>
-        <w:rPr>
-          <w:rFonts w:ascii="思源黑体 CN Normal" w:eastAsia="思源黑体 CN Normal" w:hAnsi="思源黑体 CN Normal" w:hint="eastAsia"/>
-          <w:color w:val="000000" w:themeColor="text1"/>
-          <w:sz w:val="16"/>
-          <w:szCs w:val="16"/>
-        </w:rPr>
-        <w:t>可能良性。上表仅列出</w:t>
-      </w:r>
-      <w:r>
-        <w:rPr>
-          <w:rFonts w:ascii="思源黑体 CN Normal" w:eastAsia="思源黑体 CN Normal" w:hAnsi="思源黑体 CN Normal" w:hint="eastAsia"/>
-          <w:color w:val="000000" w:themeColor="text1"/>
-          <w:sz w:val="16"/>
-          <w:szCs w:val="16"/>
-        </w:rPr>
-        <w:t>I-II</w:t>
-      </w:r>
-      <w:r>
-        <w:rPr>
-          <w:rFonts w:ascii="思源黑体 CN Normal" w:eastAsia="思源黑体 CN Normal" w:hAnsi="思源黑体 CN Normal" w:hint="eastAsia"/>
-          <w:color w:val="000000" w:themeColor="text1"/>
-          <w:sz w:val="16"/>
-          <w:szCs w:val="16"/>
-        </w:rPr>
-        <w:t>类变异，与肿瘤发生发展相关但暂无临床药物研究的变异不在本表中展示。</w:t>
-      </w:r>
-    </w:p>
-    <w:p>
-      <w:pPr>
-        <w:ind w:left="320" w:hangingChars="200" w:hanging="320"/>
-        <w:rPr>
-          <w:rFonts w:ascii="思源黑体 CN Normal" w:eastAsia="思源黑体 CN Normal" w:hAnsi="思源黑体 CN Normal"/>
-          <w:color w:val="000000" w:themeColor="text1"/>
-          <w:sz w:val="16"/>
-          <w:szCs w:val="16"/>
-        </w:rPr>
-      </w:pPr>
-      <w:r>
-        <w:rPr>
-          <w:rFonts w:ascii="思源黑体 CN Normal" w:eastAsia="思源黑体 CN Normal" w:hAnsi="思源黑体 CN Normal"/>
-          <w:color w:val="000000" w:themeColor="text1"/>
-          <w:sz w:val="16"/>
-          <w:szCs w:val="16"/>
-        </w:rPr>
-        <w:t xml:space="preserve">2.  </w:t>
-      </w:r>
-      <w:r>
-        <w:rPr>
-          <w:rFonts w:ascii="思源黑体 CN Normal" w:eastAsia="思源黑体 CN Normal" w:hAnsi="思源黑体 CN Normal" w:hint="eastAsia"/>
-          <w:color w:val="000000" w:themeColor="text1"/>
-          <w:sz w:val="16"/>
-          <w:szCs w:val="16"/>
-        </w:rPr>
-        <w:t>检出变异与临床意义相关性的证据水平分为</w:t>
-      </w:r>
-      <w:r>
-        <w:rPr>
-          <w:rFonts w:ascii="思源黑体 CN Normal" w:eastAsia="思源黑体 CN Normal" w:hAnsi="思源黑体 CN Normal" w:hint="eastAsia"/>
-          <w:color w:val="000000" w:themeColor="text1"/>
-          <w:sz w:val="16"/>
-          <w:szCs w:val="16"/>
-        </w:rPr>
-        <w:t>A</w:t>
-      </w:r>
-      <w:r>
-        <w:rPr>
-          <w:rFonts w:ascii="思源黑体 CN Normal" w:eastAsia="思源黑体 CN Normal" w:hAnsi="思源黑体 CN Normal" w:hint="eastAsia"/>
-          <w:color w:val="000000" w:themeColor="text1"/>
-          <w:sz w:val="16"/>
-          <w:szCs w:val="16"/>
-        </w:rPr>
-        <w:t>、</w:t>
-      </w:r>
-      <w:r>
-        <w:rPr>
-          <w:rFonts w:ascii="思源黑体 CN Normal" w:eastAsia="思源黑体 CN Normal" w:hAnsi="思源黑体 CN Normal" w:hint="eastAsia"/>
-          <w:color w:val="000000" w:themeColor="text1"/>
-          <w:sz w:val="16"/>
-          <w:szCs w:val="16"/>
-        </w:rPr>
-        <w:t>B</w:t>
-      </w:r>
-      <w:r>
-        <w:rPr>
-          <w:rFonts w:ascii="思源黑体 CN Normal" w:eastAsia="思源黑体 CN Normal" w:hAnsi="思源黑体 CN Normal" w:hint="eastAsia"/>
-          <w:color w:val="000000" w:themeColor="text1"/>
-          <w:sz w:val="16"/>
-          <w:szCs w:val="16"/>
-        </w:rPr>
-        <w:t>、</w:t>
-      </w:r>
-      <w:r>
-        <w:rPr>
-          <w:rFonts w:ascii="思源黑体 CN Normal" w:eastAsia="思源黑体 CN Normal" w:hAnsi="思源黑体 CN Normal" w:hint="eastAsia"/>
-          <w:color w:val="000000" w:themeColor="text1"/>
-          <w:sz w:val="16"/>
-          <w:szCs w:val="16"/>
-        </w:rPr>
-        <w:t>C</w:t>
-      </w:r>
-      <w:r>
-        <w:rPr>
-          <w:rFonts w:ascii="思源黑体 CN Normal" w:eastAsia="思源黑体 CN Normal" w:hAnsi="思源黑体 CN Normal" w:hint="eastAsia"/>
-          <w:color w:val="000000" w:themeColor="text1"/>
-          <w:sz w:val="16"/>
-          <w:szCs w:val="16"/>
-        </w:rPr>
-        <w:t>、</w:t>
-      </w:r>
-      <w:r>
-        <w:rPr>
-          <w:rFonts w:ascii="思源黑体 CN Normal" w:eastAsia="思源黑体 CN Normal" w:hAnsi="思源黑体 CN Normal" w:hint="eastAsia"/>
-          <w:color w:val="000000" w:themeColor="text1"/>
-          <w:sz w:val="16"/>
-          <w:szCs w:val="16"/>
-        </w:rPr>
-        <w:t>D</w:t>
-      </w:r>
-      <w:r>
-        <w:rPr>
-          <w:rFonts w:ascii="思源黑体 CN Normal" w:eastAsia="思源黑体 CN Normal" w:hAnsi="思源黑体 CN Normal" w:hint="eastAsia"/>
-          <w:color w:val="000000" w:themeColor="text1"/>
-          <w:sz w:val="16"/>
-          <w:szCs w:val="16"/>
-        </w:rPr>
-        <w:t>四个等级，</w:t>
-      </w:r>
-      <w:r>
-        <w:rPr>
-          <w:rFonts w:ascii="思源黑体 CN Normal" w:eastAsia="思源黑体 CN Normal" w:hAnsi="思源黑体 CN Normal" w:hint="eastAsia"/>
-          <w:color w:val="000000" w:themeColor="text1"/>
-          <w:sz w:val="16"/>
-          <w:szCs w:val="16"/>
-        </w:rPr>
-        <w:t>A</w:t>
-      </w:r>
-      <w:r>
-        <w:rPr>
-          <w:rFonts w:ascii="思源黑体 CN Normal" w:eastAsia="思源黑体 CN Normal" w:hAnsi="思源黑体 CN Normal" w:hint="eastAsia"/>
-          <w:color w:val="000000" w:themeColor="text1"/>
-          <w:sz w:val="16"/>
-          <w:szCs w:val="16"/>
-        </w:rPr>
-        <w:t>级：对应癌种中</w:t>
-      </w:r>
-      <w:r>
-        <w:rPr>
-          <w:rFonts w:ascii="思源黑体 CN Normal" w:eastAsia="思源黑体 CN Normal" w:hAnsi="思源黑体 CN Normal" w:hint="eastAsia"/>
-          <w:color w:val="000000" w:themeColor="text1"/>
-          <w:sz w:val="16"/>
-          <w:szCs w:val="16"/>
-        </w:rPr>
-        <w:t>FDA/NMPA</w:t>
-      </w:r>
-      <w:r>
-        <w:rPr>
-          <w:rFonts w:ascii="思源黑体 CN Normal" w:eastAsia="思源黑体 CN Normal" w:hAnsi="思源黑体 CN Normal" w:hint="eastAsia"/>
-          <w:color w:val="000000" w:themeColor="text1"/>
-          <w:sz w:val="16"/>
-          <w:szCs w:val="16"/>
-        </w:rPr>
-        <w:t>批准或指南推荐的治疗、诊断或预后的相关标志物；</w:t>
-      </w:r>
-      <w:r>
-        <w:rPr>
-          <w:rFonts w:ascii="思源黑体 CN Normal" w:eastAsia="思源黑体 CN Normal" w:hAnsi="思源黑体 CN Normal" w:hint="eastAsia"/>
-          <w:color w:val="000000" w:themeColor="text1"/>
-          <w:sz w:val="16"/>
-          <w:szCs w:val="16"/>
-        </w:rPr>
-        <w:t>B</w:t>
-      </w:r>
-      <w:r>
-        <w:rPr>
-          <w:rFonts w:ascii="思源黑体 CN Normal" w:eastAsia="思源黑体 CN Normal" w:hAnsi="思源黑体 CN Normal" w:hint="eastAsia"/>
-          <w:color w:val="000000" w:themeColor="text1"/>
-          <w:sz w:val="16"/>
-          <w:szCs w:val="16"/>
-        </w:rPr>
-        <w:t>级：专</w:t>
-      </w:r>
-      <w:r>
-        <w:rPr>
-          <w:rFonts w:ascii="思源黑体 CN Normal" w:eastAsia="思源黑体 CN Normal" w:hAnsi="思源黑体 CN Normal" w:hint="eastAsia"/>
-          <w:color w:val="000000" w:themeColor="text1"/>
-          <w:sz w:val="16"/>
-          <w:szCs w:val="16"/>
-        </w:rPr>
-        <w:t>家共识或</w:t>
-      </w:r>
-      <w:r>
-        <w:rPr>
-          <w:rFonts w:ascii="思源黑体 CN Normal" w:eastAsia="思源黑体 CN Normal" w:hAnsi="思源黑体 CN Normal" w:hint="eastAsia"/>
-          <w:color w:val="000000" w:themeColor="text1"/>
-          <w:sz w:val="16"/>
-          <w:szCs w:val="16"/>
-        </w:rPr>
-        <w:t>III/IV</w:t>
-      </w:r>
-      <w:r>
-        <w:rPr>
-          <w:rFonts w:ascii="思源黑体 CN Normal" w:eastAsia="思源黑体 CN Normal" w:hAnsi="思源黑体 CN Normal" w:hint="eastAsia"/>
-          <w:color w:val="000000" w:themeColor="text1"/>
-          <w:sz w:val="16"/>
-          <w:szCs w:val="16"/>
-        </w:rPr>
-        <w:t>期临床试验研究表明对患者肿瘤治疗有敏感或耐药、或具有诊断、预后意义的生物标志物；</w:t>
-      </w:r>
-      <w:r>
-        <w:rPr>
-          <w:rFonts w:ascii="思源黑体 CN Normal" w:eastAsia="思源黑体 CN Normal" w:hAnsi="思源黑体 CN Normal" w:hint="eastAsia"/>
-          <w:color w:val="000000" w:themeColor="text1"/>
-          <w:sz w:val="16"/>
-          <w:szCs w:val="16"/>
-        </w:rPr>
-        <w:t>C</w:t>
-      </w:r>
-      <w:r>
-        <w:rPr>
-          <w:rFonts w:ascii="思源黑体 CN Normal" w:eastAsia="思源黑体 CN Normal" w:hAnsi="思源黑体 CN Normal" w:hint="eastAsia"/>
-          <w:color w:val="000000" w:themeColor="text1"/>
-          <w:sz w:val="16"/>
-          <w:szCs w:val="16"/>
-        </w:rPr>
-        <w:t>级</w:t>
-      </w:r>
-      <w:r>
-        <w:rPr>
-          <w:rFonts w:ascii="思源黑体 CN Normal" w:eastAsia="思源黑体 CN Normal" w:hAnsi="思源黑体 CN Normal" w:hint="eastAsia"/>
-          <w:color w:val="000000" w:themeColor="text1"/>
-          <w:sz w:val="16"/>
-          <w:szCs w:val="16"/>
-        </w:rPr>
-        <w:t>: FDA/NMPA</w:t>
-      </w:r>
-      <w:r>
-        <w:rPr>
-          <w:rFonts w:ascii="思源黑体 CN Normal" w:eastAsia="思源黑体 CN Normal" w:hAnsi="思源黑体 CN Normal" w:hint="eastAsia"/>
-          <w:color w:val="000000" w:themeColor="text1"/>
-          <w:sz w:val="16"/>
-          <w:szCs w:val="16"/>
-        </w:rPr>
-        <w:t>批准或专业指南推荐的在其他癌种对某个治疗方案敏感或耐药的标志物；或者是作为临床试验入组标准的标志物；或者是多个小型研究结果证实具有</w:t>
-      </w:r>
-      <w:r>
-        <w:rPr>
-          <w:rFonts w:ascii="思源黑体 CN Normal" w:eastAsia="思源黑体 CN Normal" w:hAnsi="思源黑体 CN Normal" w:hint="eastAsia"/>
-          <w:color w:val="000000" w:themeColor="text1"/>
-          <w:sz w:val="16"/>
-          <w:szCs w:val="16"/>
-        </w:rPr>
-        <w:lastRenderedPageBreak/>
-        <w:t>诊断或预后意义的标志物；</w:t>
-      </w:r>
-      <w:r>
-        <w:rPr>
-          <w:rFonts w:ascii="思源黑体 CN Normal" w:eastAsia="思源黑体 CN Normal" w:hAnsi="思源黑体 CN Normal" w:hint="eastAsia"/>
-          <w:color w:val="000000" w:themeColor="text1"/>
-          <w:sz w:val="16"/>
-          <w:szCs w:val="16"/>
-        </w:rPr>
-        <w:t>D</w:t>
-      </w:r>
-      <w:r>
-        <w:rPr>
-          <w:rFonts w:ascii="思源黑体 CN Normal" w:eastAsia="思源黑体 CN Normal" w:hAnsi="思源黑体 CN Normal" w:hint="eastAsia"/>
-          <w:color w:val="000000" w:themeColor="text1"/>
-          <w:sz w:val="16"/>
-          <w:szCs w:val="16"/>
-        </w:rPr>
-        <w:t>级</w:t>
-      </w:r>
-      <w:r>
-        <w:rPr>
-          <w:rFonts w:ascii="思源黑体 CN Normal" w:eastAsia="思源黑体 CN Normal" w:hAnsi="思源黑体 CN Normal" w:hint="eastAsia"/>
-          <w:color w:val="000000" w:themeColor="text1"/>
-          <w:sz w:val="16"/>
-          <w:szCs w:val="16"/>
-        </w:rPr>
-        <w:t xml:space="preserve">: </w:t>
-      </w:r>
-      <w:r>
-        <w:rPr>
-          <w:rFonts w:ascii="思源黑体 CN Normal" w:eastAsia="思源黑体 CN Normal" w:hAnsi="思源黑体 CN Normal" w:hint="eastAsia"/>
-          <w:color w:val="000000" w:themeColor="text1"/>
-          <w:sz w:val="16"/>
-          <w:szCs w:val="16"/>
-        </w:rPr>
-        <w:t>临床前研究表明具有潜在的治疗意义，或基于小型研究或多个案例报告可能作为辅助疾病诊断或预后的标志物（结论未形成共识）。具有明确临床意义的</w:t>
-      </w:r>
-      <w:r>
-        <w:rPr>
-          <w:rFonts w:ascii="思源黑体 CN Normal" w:eastAsia="思源黑体 CN Normal" w:hAnsi="思源黑体 CN Normal" w:hint="eastAsia"/>
-          <w:color w:val="000000" w:themeColor="text1"/>
-          <w:sz w:val="16"/>
-          <w:szCs w:val="16"/>
-        </w:rPr>
-        <w:t>I</w:t>
-      </w:r>
-      <w:r>
-        <w:rPr>
-          <w:rFonts w:ascii="思源黑体 CN Normal" w:eastAsia="思源黑体 CN Normal" w:hAnsi="思源黑体 CN Normal" w:hint="eastAsia"/>
-          <w:color w:val="000000" w:themeColor="text1"/>
-          <w:sz w:val="16"/>
-          <w:szCs w:val="16"/>
-        </w:rPr>
-        <w:t>类变异，对应药物敏感性证据级别为</w:t>
-      </w:r>
-      <w:r>
-        <w:rPr>
-          <w:rFonts w:ascii="思源黑体 CN Normal" w:eastAsia="思源黑体 CN Normal" w:hAnsi="思源黑体 CN Normal" w:hint="eastAsia"/>
-          <w:color w:val="000000" w:themeColor="text1"/>
-          <w:sz w:val="16"/>
-          <w:szCs w:val="16"/>
-        </w:rPr>
-        <w:t>A</w:t>
-      </w:r>
-      <w:r>
-        <w:rPr>
-          <w:rFonts w:ascii="思源黑体 CN Normal" w:eastAsia="思源黑体 CN Normal" w:hAnsi="思源黑体 CN Normal" w:hint="eastAsia"/>
-          <w:color w:val="000000" w:themeColor="text1"/>
-          <w:sz w:val="16"/>
-          <w:szCs w:val="16"/>
-        </w:rPr>
-        <w:t>级和</w:t>
-      </w:r>
-      <w:r>
-        <w:rPr>
-          <w:rFonts w:ascii="思源黑体 CN Normal" w:eastAsia="思源黑体 CN Normal" w:hAnsi="思源黑体 CN Normal" w:hint="eastAsia"/>
-          <w:color w:val="000000" w:themeColor="text1"/>
-          <w:sz w:val="16"/>
-          <w:szCs w:val="16"/>
-        </w:rPr>
-        <w:t>B</w:t>
-      </w:r>
-      <w:r>
-        <w:rPr>
-          <w:rFonts w:ascii="思源黑体 CN Normal" w:eastAsia="思源黑体 CN Normal" w:hAnsi="思源黑体 CN Normal" w:hint="eastAsia"/>
-          <w:color w:val="000000" w:themeColor="text1"/>
-          <w:sz w:val="16"/>
-          <w:szCs w:val="16"/>
-        </w:rPr>
-        <w:t>级；具有潜在临床意义的</w:t>
-      </w:r>
-      <w:r>
-        <w:rPr>
-          <w:rFonts w:ascii="思源黑体 CN Normal" w:eastAsia="思源黑体 CN Normal" w:hAnsi="思源黑体 CN Normal" w:hint="eastAsia"/>
-          <w:color w:val="000000" w:themeColor="text1"/>
-          <w:sz w:val="16"/>
-          <w:szCs w:val="16"/>
-        </w:rPr>
-        <w:t>II</w:t>
-      </w:r>
-      <w:r>
-        <w:rPr>
-          <w:rFonts w:ascii="思源黑体 CN Normal" w:eastAsia="思源黑体 CN Normal" w:hAnsi="思源黑体 CN Normal" w:hint="eastAsia"/>
-          <w:color w:val="000000" w:themeColor="text1"/>
-          <w:sz w:val="16"/>
-          <w:szCs w:val="16"/>
-        </w:rPr>
-        <w:t>类变异，对应药物敏感性证</w:t>
-      </w:r>
-      <w:r>
-        <w:rPr>
-          <w:rFonts w:ascii="思源黑体 CN Normal" w:eastAsia="思源黑体 CN Normal" w:hAnsi="思源黑体 CN Normal" w:hint="eastAsia"/>
-          <w:color w:val="000000" w:themeColor="text1"/>
-          <w:sz w:val="16"/>
-          <w:szCs w:val="16"/>
-        </w:rPr>
-        <w:t>据级别为</w:t>
-      </w:r>
-      <w:r>
-        <w:rPr>
-          <w:rFonts w:ascii="思源黑体 CN Normal" w:eastAsia="思源黑体 CN Normal" w:hAnsi="思源黑体 CN Normal" w:hint="eastAsia"/>
-          <w:color w:val="000000" w:themeColor="text1"/>
-          <w:sz w:val="16"/>
-          <w:szCs w:val="16"/>
-        </w:rPr>
-        <w:t>C</w:t>
-      </w:r>
-      <w:r>
-        <w:rPr>
-          <w:rFonts w:ascii="思源黑体 CN Normal" w:eastAsia="思源黑体 CN Normal" w:hAnsi="思源黑体 CN Normal" w:hint="eastAsia"/>
-          <w:color w:val="000000" w:themeColor="text1"/>
-          <w:sz w:val="16"/>
-          <w:szCs w:val="16"/>
-        </w:rPr>
-        <w:t>级和</w:t>
-      </w:r>
-      <w:r>
-        <w:rPr>
-          <w:rFonts w:ascii="思源黑体 CN Normal" w:eastAsia="思源黑体 CN Normal" w:hAnsi="思源黑体 CN Normal" w:hint="eastAsia"/>
-          <w:color w:val="000000" w:themeColor="text1"/>
-          <w:sz w:val="16"/>
-          <w:szCs w:val="16"/>
-        </w:rPr>
-        <w:t>D</w:t>
-      </w:r>
-      <w:r>
-        <w:rPr>
-          <w:rFonts w:ascii="思源黑体 CN Normal" w:eastAsia="思源黑体 CN Normal" w:hAnsi="思源黑体 CN Normal" w:hint="eastAsia"/>
-          <w:color w:val="000000" w:themeColor="text1"/>
-          <w:sz w:val="16"/>
-          <w:szCs w:val="16"/>
-        </w:rPr>
-        <w:t>级；不会对临床意义尚不明确的</w:t>
-      </w:r>
-      <w:r>
-        <w:rPr>
-          <w:rFonts w:ascii="思源黑体 CN Normal" w:eastAsia="思源黑体 CN Normal" w:hAnsi="思源黑体 CN Normal" w:hint="eastAsia"/>
-          <w:color w:val="000000" w:themeColor="text1"/>
-          <w:sz w:val="16"/>
-          <w:szCs w:val="16"/>
-        </w:rPr>
-        <w:t>III</w:t>
-      </w:r>
-      <w:r>
-        <w:rPr>
-          <w:rFonts w:ascii="思源黑体 CN Normal" w:eastAsia="思源黑体 CN Normal" w:hAnsi="思源黑体 CN Normal" w:hint="eastAsia"/>
-          <w:color w:val="000000" w:themeColor="text1"/>
-          <w:sz w:val="16"/>
-          <w:szCs w:val="16"/>
-        </w:rPr>
-        <w:t>类变异做药物敏感性分析。</w:t>
-      </w:r>
-    </w:p>
-    <w:p>
-      <w:pPr>
-        <w:ind w:left="320" w:hangingChars="200" w:hanging="320"/>
-        <w:rPr>
-          <w:rFonts w:ascii="思源黑体 CN Normal" w:eastAsia="思源黑体 CN Normal" w:hAnsi="思源黑体 CN Normal"/>
-          <w:color w:val="000000" w:themeColor="text1"/>
-          <w:sz w:val="16"/>
-          <w:szCs w:val="16"/>
-        </w:rPr>
-      </w:pPr>
-      <w:r>
-        <w:rPr>
-          <w:rFonts w:ascii="思源黑体 CN Normal" w:eastAsia="思源黑体 CN Normal" w:hAnsi="思源黑体 CN Normal"/>
-          <w:color w:val="000000" w:themeColor="text1"/>
-          <w:sz w:val="16"/>
-          <w:szCs w:val="16"/>
-        </w:rPr>
-        <w:t xml:space="preserve">3.  </w:t>
-      </w:r>
-      <w:r>
-        <w:rPr>
-          <w:rFonts w:ascii="思源黑体 CN Normal" w:eastAsia="思源黑体 CN Normal" w:hAnsi="思源黑体 CN Normal" w:hint="eastAsia"/>
-          <w:color w:val="000000" w:themeColor="text1"/>
-          <w:sz w:val="16"/>
-          <w:szCs w:val="16"/>
-        </w:rPr>
-        <w:t>变异包含检出</w:t>
-      </w:r>
-      <w:r>
-        <w:rPr>
-          <w:rFonts w:ascii="思源黑体 CN Normal" w:eastAsia="思源黑体 CN Normal" w:hAnsi="思源黑体 CN Normal" w:hint="eastAsia"/>
-          <w:color w:val="000000" w:themeColor="text1"/>
-          <w:sz w:val="16"/>
-          <w:szCs w:val="16"/>
-        </w:rPr>
-        <w:t>的</w:t>
-      </w:r>
-      <w:r>
-        <w:rPr>
-          <w:rFonts w:ascii="思源黑体 CN Normal" w:eastAsia="思源黑体 CN Normal" w:hAnsi="思源黑体 CN Normal" w:hint="eastAsia"/>
-          <w:color w:val="000000" w:themeColor="text1"/>
-          <w:sz w:val="16"/>
-          <w:szCs w:val="16"/>
-        </w:rPr>
-        <w:t>点突变</w:t>
-      </w:r>
-      <w:r>
-        <w:rPr>
-          <w:rFonts w:ascii="思源黑体 CN Normal" w:eastAsia="思源黑体 CN Normal" w:hAnsi="思源黑体 CN Normal" w:hint="eastAsia"/>
-          <w:color w:val="000000" w:themeColor="text1"/>
-          <w:sz w:val="16"/>
-          <w:szCs w:val="16"/>
-        </w:rPr>
-        <w:t>/</w:t>
-      </w:r>
-      <w:r>
-        <w:rPr>
-          <w:rFonts w:ascii="思源黑体 CN Normal" w:eastAsia="思源黑体 CN Normal" w:hAnsi="思源黑体 CN Normal" w:hint="eastAsia"/>
-          <w:color w:val="000000" w:themeColor="text1"/>
-          <w:sz w:val="16"/>
-          <w:szCs w:val="16"/>
-        </w:rPr>
-        <w:t>小片段插入缺失、结构变异</w:t>
+        <w:t>点突变/小片段插入缺失、结构变异</w:t>
       </w:r>
       <w:r>
         <w:rPr>
@@ -4883,25 +4288,7 @@
           <w:sz w:val="16"/>
           <w:szCs w:val="16"/>
         </w:rPr>
-        <w:t>检出点突变</w:t>
-      </w:r>
-      <w:r>
-        <w:rPr>
-          <w:rFonts w:ascii="思源黑体 CN Normal" w:eastAsia="思源黑体 CN Normal" w:hAnsi="思源黑体 CN Normal" w:hint="eastAsia"/>
-          <w:color w:val="000000" w:themeColor="text1"/>
-          <w:sz w:val="16"/>
-          <w:szCs w:val="16"/>
-        </w:rPr>
-        <w:t>/</w:t>
-      </w:r>
-      <w:r>
-        <w:rPr>
-          <w:rFonts w:ascii="思源黑体 CN Normal" w:eastAsia="思源黑体 CN Normal" w:hAnsi="思源黑体 CN Normal" w:hint="eastAsia"/>
-          <w:color w:val="000000" w:themeColor="text1"/>
-          <w:sz w:val="16"/>
-          <w:szCs w:val="16"/>
-        </w:rPr>
-        <w:t>小片段插入缺失和结构变异时提示丰度，指突变型占野生型和突变型之和的比例</w:t>
+        <w:t>检出点突变/小片段插入缺失和结构变异时提示丰度，指突变型占野生型和突变型之和的比例</w:t>
       </w:r>
       <w:r>
         <w:rPr>
@@ -4942,16 +4329,7 @@
           <w:sz w:val="16"/>
           <w:szCs w:val="16"/>
         </w:rPr>
-        <w:t>；检出拷贝数变异时提示拷贝数，正常细胞中基因拷贝数为</w:t>
-      </w:r>
-      <w:r>
-        <w:rPr>
-          <w:rFonts w:ascii="思源黑体 CN Normal" w:eastAsia="思源黑体 CN Normal" w:hAnsi="思源黑体 CN Normal" w:hint="eastAsia"/>
-          <w:color w:val="000000" w:themeColor="text1"/>
-          <w:sz w:val="16"/>
-          <w:szCs w:val="16"/>
-        </w:rPr>
-        <w:t>2</w:t>
+        <w:t>；检出拷贝数变异时提示拷贝数，正常细胞中基因拷贝数为2</w:t>
       </w:r>
       <w:r>
         <w:rPr>
@@ -6512,7 +5890,7 @@
                     </wp:anchor>
                   </w:drawing>
                 </mc:Choice>
-                <mc:Fallback xmlns:w16du="http://schemas.microsoft.com/office/word/2023/wordml/word16du" xmlns:oel="http://schemas.microsoft.com/office/2019/extlst">
+                <mc:Fallback xmlns:oel="http://schemas.microsoft.com/office/2019/extlst" xmlns:w16du="http://schemas.microsoft.com/office/word/2023/wordml/word16du">
                   <w:pict>
                     <v:roundrect w14:anchorId="1F8E4616" id="矩形: 圆角 12" o:spid="_x0000_s1026" style="position:absolute;left:0;text-align:left;margin-left:-5.7pt;margin-top:3.25pt;width:71.3pt;height:25.3pt;z-index:-250549248;visibility:visible;mso-wrap-style:square;mso-wrap-distance-left:9pt;mso-wrap-distance-top:0;mso-wrap-distance-right:9pt;mso-wrap-distance-bottom:0;mso-position-horizontal:absolute;mso-position-horizontal-relative:margin;mso-position-vertical:absolute;mso-position-vertical-relative:text;v-text-anchor:middle" arcsize="10923f" o:gfxdata="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" fillcolor="#f2f2f2 [3052]" stroked="f" strokeweight="2pt">
                       <v:shadow on="t" color="black" opacity="26214f" origin="-.5,-.5" offset=".74836mm,.74836mm"/>
@@ -9498,7 +8876,7 @@
                     </wp:anchor>
                   </w:drawing>
                 </mc:Choice>
-                <mc:Fallback xmlns:w16du="http://schemas.microsoft.com/office/word/2023/wordml/word16du" xmlns:oel="http://schemas.microsoft.com/office/2019/extlst">
+                <mc:Fallback xmlns:oel="http://schemas.microsoft.com/office/2019/extlst" xmlns:w16du="http://schemas.microsoft.com/office/word/2023/wordml/word16du">
                   <w:pict>
                     <v:roundrect w14:anchorId="4C6EA6D0" id="矩形: 圆角 12" o:spid="_x0000_s1026" style="position:absolute;left:0;text-align:left;margin-left:-5.7pt;margin-top:3.25pt;width:71.3pt;height:25.3pt;z-index:-250552320;visibility:visible;mso-wrap-style:square;mso-wrap-distance-left:9pt;mso-wrap-distance-top:0;mso-wrap-distance-right:9pt;mso-wrap-distance-bottom:0;mso-position-horizontal:absolute;mso-position-horizontal-relative:margin;mso-position-vertical:absolute;mso-position-vertical-relative:text;v-text-anchor:middle" arcsize="10923f" o:gfxdata="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" fillcolor="#f2f2f2 [3052]" stroked="f" strokeweight="2pt">
                       <v:shadow on="t" color="black" opacity="26214f" origin="-.5,-.5" offset=".74836mm,.74836mm"/>
@@ -9530,16 +8908,202 @@
           <w:sz w:val="24"/>
           <w:szCs w:val="24"/>
         </w:rPr>
-        <w:t xml:space="preserve">&gt;1 </w:t>
-      </w:r>
-      <w:r>
+        <w:t>&gt;1 关于本</w:t>
+      </w:r>
+      <w:r>
+        <w:rPr>
+          <w:rFonts w:ascii="思源黑体 CN Bold" w:eastAsia="思源黑体 CN Bold" w:hAnsi="思源黑体 CN Bold" w:hint="eastAsia"/>
+          <w:color w:val="1E7648"/>
+          <w:sz w:val="24"/>
+          <w:szCs w:val="24"/>
+        </w:rPr>
+        <w:t>检测</w:t>
+      </w:r>
+    </w:p>
+    <w:p>
+      <w:pPr>
+        <w:spacing w:line="380" w:lineRule="exact"/>
+        <w:ind w:firstLineChars="200" w:firstLine="360"/>
+        <w:rPr>
+          <w:rFonts w:ascii="思源黑体 CN Normal" w:eastAsia="思源黑体 CN Normal" w:hAnsi="思源黑体 CN Normal"/>
+          <w:sz w:val="18"/>
+          <w:szCs w:val="18"/>
+        </w:rPr>
+      </w:pPr>
+      <w:r>
+        <w:rPr>
+          <w:rFonts w:ascii="思源黑体 CN Normal" w:eastAsia="思源黑体 CN Normal" w:hAnsi="思源黑体 CN Normal" w:hint="eastAsia"/>
+          <w:sz w:val="18"/>
+          <w:szCs w:val="18"/>
+        </w:rPr>
+        <w:t>本</w:t>
+      </w:r>
+      <w:r>
+        <w:rPr>
+          <w:rFonts w:ascii="思源黑体 CN Normal" w:eastAsia="思源黑体 CN Normal" w:hAnsi="思源黑体 CN Normal" w:hint="eastAsia"/>
+          <w:sz w:val="18"/>
+          <w:szCs w:val="18"/>
+        </w:rPr>
+        <w:t>检测</w:t>
+      </w:r>
+      <w:r>
+        <w:rPr>
+          <w:rFonts w:ascii="思源黑体 CN Normal" w:eastAsia="思源黑体 CN Normal" w:hAnsi="思源黑体 CN Normal" w:hint="eastAsia"/>
+          <w:sz w:val="18"/>
+          <w:szCs w:val="18"/>
+        </w:rPr>
+        <w:t>通过对</w:t>
+      </w:r>
+      <w:r>
+        <w:rPr>
+          <w:rFonts w:ascii="思源黑体 CN Normal" w:eastAsia="思源黑体 CN Normal" w:hAnsi="思源黑体 CN Normal" w:hint="eastAsia"/>
+          <w:sz w:val="18"/>
+          <w:szCs w:val="18"/>
+        </w:rPr>
+        <w:t>送检</w:t>
+      </w:r>
+      <w:r>
+        <w:rPr>
+          <w:rFonts w:ascii="思源黑体 CN Normal" w:eastAsia="思源黑体 CN Normal" w:hAnsi="思源黑体 CN Normal" w:hint="eastAsia"/>
+          <w:sz w:val="18"/>
+          <w:szCs w:val="18"/>
+        </w:rPr>
+        <w:t>样本进行检测，对与肿瘤诊断、治疗和预后密切相关的肿瘤核心10个基因的检测结果进行详细解读，为临床肺癌和肠癌患者的临床诊断治疗提供辅助参考。</w:t>
+      </w:r>
+    </w:p>
+    <w:p>
+      <w:pPr>
+        <w:spacing w:line="380" w:lineRule="exact"/>
+        <w:ind w:firstLineChars="200" w:firstLine="360"/>
+        <w:rPr>
+          <w:rFonts w:ascii="思源黑体 CN Normal" w:eastAsia="思源黑体 CN Normal" w:hAnsi="思源黑体 CN Normal"/>
+          <w:sz w:val="18"/>
+          <w:szCs w:val="18"/>
+        </w:rPr>
+      </w:pPr>
+      <w:r>
+        <w:rPr>
+          <w:rFonts w:ascii="思源黑体 CN Normal" w:eastAsia="思源黑体 CN Normal" w:hAnsi="思源黑体 CN Normal" w:hint="eastAsia"/>
+          <w:sz w:val="18"/>
+          <w:szCs w:val="18"/>
+        </w:rPr>
+        <w:t>本报告仅针对本次送检样本，基于目前研究水平对“检测内容”所列基因及区域的突变信息进行检测，其他基因区域可能存在的突变信息不在本次检测范围之内。</w:t>
+      </w:r>
+    </w:p>
+    <w:p>
+      <w:pPr>
+        <w:spacing w:line="380" w:lineRule="exact"/>
+        <w:ind w:firstLineChars="200" w:firstLine="360"/>
+        <w:rPr>
+          <w:rFonts w:ascii="思源黑体 CN Normal" w:eastAsia="思源黑体 CN Normal" w:hAnsi="思源黑体 CN Normal"/>
+          <w:sz w:val="18"/>
+          <w:szCs w:val="18"/>
+        </w:rPr>
+      </w:pPr>
+      <w:r>
+        <w:rPr>
+          <w:rFonts w:ascii="思源黑体 CN Normal" w:eastAsia="思源黑体 CN Normal" w:hAnsi="思源黑体 CN Normal" w:hint="eastAsia"/>
+          <w:sz w:val="18"/>
+          <w:szCs w:val="18"/>
+        </w:rPr>
+        <w:t>本报告对变异的解读遵循相关指南和规范。报告给出的这些变异信息（和无变异信息）可为临床医生的决策提供参考，受检者请在临床医生的指导下阅读本报告。</w:t>
+      </w:r>
+    </w:p>
+    <w:p>
+      <w:pPr>
+        <w:spacing w:line="380" w:lineRule="exact"/>
+        <w:ind w:firstLineChars="200" w:firstLine="360"/>
+        <w:rPr>
+          <w:rFonts w:ascii="思源黑体 CN Normal" w:eastAsia="思源黑体 CN Normal" w:hAnsi="思源黑体 CN Normal"/>
+          <w:sz w:val="18"/>
+          <w:szCs w:val="18"/>
+        </w:rPr>
+      </w:pPr>
+      <w:r>
+        <w:rPr>
+          <w:rFonts w:ascii="思源黑体 CN Normal" w:eastAsia="思源黑体 CN Normal" w:hAnsi="思源黑体 CN Normal" w:hint="eastAsia"/>
+          <w:sz w:val="18"/>
+          <w:szCs w:val="18"/>
+        </w:rPr>
+        <w:t>本报告中的基因变异和药物排名不分先后顺序，任何一个标志物变异和潜在有效或无效药物均不按照先后顺序排名。</w:t>
+      </w:r>
+    </w:p>
+    <w:p>
+      <w:pPr>
+        <w:spacing w:line="380" w:lineRule="exact"/>
+        <w:ind w:firstLineChars="200" w:firstLine="360"/>
+        <w:rPr>
+          <w:rFonts w:ascii="思源黑体 CN Normal" w:eastAsia="思源黑体 CN Normal" w:hAnsi="思源黑体 CN Normal"/>
+          <w:sz w:val="18"/>
+          <w:szCs w:val="18"/>
+        </w:rPr>
+      </w:pPr>
+      <w:r>
+        <w:rPr>
+          <w:rFonts w:ascii="思源黑体 CN Normal" w:eastAsia="思源黑体 CN Normal" w:hAnsi="思源黑体 CN Normal" w:hint="eastAsia"/>
+          <w:sz w:val="18"/>
+          <w:szCs w:val="18"/>
+        </w:rPr>
+        <w:t>本报告不对任何患者承诺或保证会在某一药物治疗中有效，也不承诺在某一药物治疗中无效。</w:t>
+      </w:r>
+    </w:p>
+    <w:p>
+      <w:pPr>
+        <w:spacing w:line="380" w:lineRule="exact"/>
+        <w:ind w:firstLineChars="200" w:firstLine="360"/>
+        <w:rPr>
+          <w:rFonts w:ascii="思源黑体 CN Normal" w:eastAsia="思源黑体 CN Normal" w:hAnsi="思源黑体 CN Normal"/>
+          <w:sz w:val="18"/>
+          <w:szCs w:val="18"/>
+        </w:rPr>
+      </w:pPr>
+      <w:r>
+        <w:rPr>
+          <w:rFonts w:ascii="思源黑体 CN Normal" w:eastAsia="思源黑体 CN Normal" w:hAnsi="思源黑体 CN Normal" w:hint="eastAsia"/>
+          <w:sz w:val="18"/>
+          <w:szCs w:val="18"/>
+        </w:rPr>
+        <w:t>本报告仅对本次送检样本负责，印章复印无效。</w:t>
+      </w:r>
+    </w:p>
+    <w:p>
+      <w:pPr>
+        <w:spacing w:line="380" w:lineRule="exact"/>
+        <w:ind w:firstLineChars="200" w:firstLine="360"/>
+        <w:rPr>
+          <w:rFonts w:ascii="思源黑体 CN Normal" w:eastAsia="思源黑体 CN Normal" w:hAnsi="思源黑体 CN Normal"/>
+          <w:sz w:val="18"/>
+          <w:szCs w:val="18"/>
+        </w:rPr>
+      </w:pPr>
+      <w:r>
+        <w:rPr>
+          <w:rFonts w:ascii="思源黑体 CN Normal" w:eastAsia="思源黑体 CN Normal" w:hAnsi="思源黑体 CN Normal" w:hint="eastAsia"/>
+          <w:sz w:val="18"/>
+          <w:szCs w:val="18"/>
+        </w:rPr>
+        <w:t>未经本单位同意，不得复制使用本报告中的内容。</w:t>
+      </w:r>
+    </w:p>
+    <w:p>
+      <w:pPr>
+        <w:pStyle w:val="2"/>
+        <w:spacing w:before="0" w:after="0" w:line="240" w:lineRule="auto"/>
         <w:rPr>
           <w:rFonts w:ascii="思源黑体 CN Bold" w:eastAsia="思源黑体 CN Bold" w:hAnsi="思源黑体 CN Bold"/>
           <w:color w:val="1E7648"/>
           <w:sz w:val="24"/>
           <w:szCs w:val="24"/>
         </w:rPr>
-        <w:t>关于本</w:t>
+      </w:pPr>
+      <w:r>
+        <w:rPr>
+          <w:rFonts w:ascii="思源黑体 CN Bold" w:eastAsia="思源黑体 CN Bold" w:hAnsi="思源黑体 CN Bold"/>
+          <w:color w:val="1E7648"/>
+          <w:sz w:val="24"/>
+          <w:szCs w:val="24"/>
+        </w:rPr>
+        <w:t>&gt;2</w:t>
       </w:r>
       <w:r>
         <w:rPr>
@@ -9548,7 +9112,7 @@
           <w:sz w:val="24"/>
           <w:szCs w:val="24"/>
         </w:rPr>
-        <w:t>检测</w:t>
+        <w:t xml:space="preserve"> 变异命名与解读</w:t>
       </w:r>
     </w:p>
     <w:p>
@@ -9567,7 +9131,15 @@
           <w:sz w:val="18"/>
           <w:szCs w:val="18"/>
         </w:rPr>
-        <w:t>本</w:t>
+        <w:t>本报告变异均采用人类基因组变异协会（Human</w:t>
+      </w:r>
+      <w:r>
+        <w:rPr>
+          <w:rFonts w:ascii="思源黑体 CN Normal" w:eastAsia="思源黑体 CN Normal" w:hAnsi="思源黑体 CN Normal"/>
+          <w:sz w:val="18"/>
+          <w:szCs w:val="18"/>
+        </w:rPr>
+        <w:t xml:space="preserve"> Genome Variant Society</w:t>
       </w:r>
       <w:r>
         <w:rPr>
@@ -9575,7 +9147,15 @@
           <w:sz w:val="18"/>
           <w:szCs w:val="18"/>
         </w:rPr>
-        <w:t>检测</w:t>
+        <w:t>，H</w:t>
+      </w:r>
+      <w:r>
+        <w:rPr>
+          <w:rFonts w:ascii="思源黑体 CN Normal" w:eastAsia="思源黑体 CN Normal" w:hAnsi="思源黑体 CN Normal"/>
+          <w:sz w:val="18"/>
+          <w:szCs w:val="18"/>
+        </w:rPr>
+        <w:t>GVS</w:t>
       </w:r>
       <w:r>
         <w:rPr>
@@ -9583,15 +9163,52 @@
           <w:sz w:val="18"/>
           <w:szCs w:val="18"/>
         </w:rPr>
-        <w:t>通过对</w:t>
-      </w:r>
+        <w:t>）推荐的序列变异法命名。</w:t>
+      </w:r>
+    </w:p>
+    <w:p>
+      <w:pPr>
+        <w:spacing w:line="380" w:lineRule="exact"/>
+        <w:ind w:firstLineChars="200" w:firstLine="360"/>
+        <w:rPr>
+          <w:rFonts w:ascii="思源黑体 CN Normal" w:eastAsia="思源黑体 CN Normal" w:hAnsi="思源黑体 CN Normal"/>
+          <w:sz w:val="18"/>
+          <w:szCs w:val="18"/>
+        </w:rPr>
+      </w:pPr>
       <w:r>
         <w:rPr>
           <w:rFonts w:ascii="思源黑体 CN Normal" w:eastAsia="思源黑体 CN Normal" w:hAnsi="思源黑体 CN Normal" w:hint="eastAsia"/>
           <w:sz w:val="18"/>
           <w:szCs w:val="18"/>
         </w:rPr>
-        <w:t>送检</w:t>
+        <w:t>来源于肿瘤组织或者变异来源不明确的变异解读遵循</w:t>
+      </w:r>
+      <w:r>
+        <w:rPr>
+          <w:rFonts w:ascii="思源黑体 CN Normal" w:eastAsia="思源黑体 CN Normal" w:hAnsi="思源黑体 CN Normal"/>
+          <w:sz w:val="18"/>
+          <w:szCs w:val="18"/>
+        </w:rPr>
+        <w:t>{{</w:t>
+      </w:r>
+      <w:proofErr w:type="spellStart"/>
+      <w:r>
+        <w:rPr>
+          <w:rFonts w:ascii="思源黑体 CN Normal" w:eastAsia="思源黑体 CN Normal" w:hAnsi="思源黑体 CN Normal"/>
+          <w:sz w:val="18"/>
+          <w:szCs w:val="18"/>
+        </w:rPr>
+        <w:t>sample.association.AMP_cn</w:t>
+      </w:r>
+      <w:proofErr w:type="spellEnd"/>
+      <w:r>
+        <w:rPr>
+          <w:rFonts w:ascii="思源黑体 CN Normal" w:eastAsia="思源黑体 CN Normal" w:hAnsi="思源黑体 CN Normal"/>
+          <w:sz w:val="18"/>
+          <w:szCs w:val="18"/>
+        </w:rPr>
+        <w:t>}}</w:t>
       </w:r>
       <w:r>
         <w:rPr>
@@ -9599,7 +9216,33 @@
           <w:sz w:val="18"/>
           <w:szCs w:val="18"/>
         </w:rPr>
-        <w:t>样本进行检测，对与肿瘤诊断、治疗和预后密切相关的肿瘤核心</w:t>
+        <w:t>（AMP）、</w:t>
+      </w:r>
+      <w:r>
+        <w:rPr>
+          <w:rFonts w:ascii="思源黑体 CN Normal" w:eastAsia="思源黑体 CN Normal" w:hAnsi="思源黑体 CN Normal"/>
+          <w:sz w:val="18"/>
+          <w:szCs w:val="18"/>
+        </w:rPr>
+        <w:t>{{</w:t>
+      </w:r>
+      <w:proofErr w:type="spellStart"/>
+      <w:r>
+        <w:rPr>
+          <w:rFonts w:ascii="思源黑体 CN Normal" w:eastAsia="思源黑体 CN Normal" w:hAnsi="思源黑体 CN Normal"/>
+          <w:sz w:val="18"/>
+          <w:szCs w:val="18"/>
+        </w:rPr>
+        <w:t>sample.association.ASCO_cn</w:t>
+      </w:r>
+      <w:proofErr w:type="spellEnd"/>
+      <w:r>
+        <w:rPr>
+          <w:rFonts w:ascii="思源黑体 CN Normal" w:eastAsia="思源黑体 CN Normal" w:hAnsi="思源黑体 CN Normal"/>
+          <w:sz w:val="18"/>
+          <w:szCs w:val="18"/>
+        </w:rPr>
+        <w:t>}}</w:t>
       </w:r>
       <w:r>
         <w:rPr>
@@ -9607,7 +9250,33 @@
           <w:sz w:val="18"/>
           <w:szCs w:val="18"/>
         </w:rPr>
-        <w:t>10</w:t>
+        <w:t>（ASCO）和</w:t>
+      </w:r>
+      <w:r>
+        <w:rPr>
+          <w:rFonts w:ascii="思源黑体 CN Normal" w:eastAsia="思源黑体 CN Normal" w:hAnsi="思源黑体 CN Normal"/>
+          <w:sz w:val="18"/>
+          <w:szCs w:val="18"/>
+        </w:rPr>
+        <w:t>{{</w:t>
+      </w:r>
+      <w:proofErr w:type="spellStart"/>
+      <w:r>
+        <w:rPr>
+          <w:rFonts w:ascii="思源黑体 CN Normal" w:eastAsia="思源黑体 CN Normal" w:hAnsi="思源黑体 CN Normal"/>
+          <w:sz w:val="18"/>
+          <w:szCs w:val="18"/>
+        </w:rPr>
+        <w:t>sample.association.CAP_cn</w:t>
+      </w:r>
+      <w:proofErr w:type="spellEnd"/>
+      <w:r>
+        <w:rPr>
+          <w:rFonts w:ascii="思源黑体 CN Normal" w:eastAsia="思源黑体 CN Normal" w:hAnsi="思源黑体 CN Normal"/>
+          <w:sz w:val="18"/>
+          <w:szCs w:val="18"/>
+        </w:rPr>
+        <w:t>}}</w:t>
       </w:r>
       <w:r>
         <w:rPr>
@@ -9615,630 +9284,75 @@
           <w:sz w:val="18"/>
           <w:szCs w:val="18"/>
         </w:rPr>
-        <w:t>个基因的检测结果进行详细解读，为临床肺癌和肠癌患者的临床诊断治疗提供辅助参考。</w:t>
-      </w:r>
-    </w:p>
-    <w:p>
-      <w:pPr>
-        <w:spacing w:line="380" w:lineRule="exact"/>
-        <w:ind w:firstLineChars="200" w:firstLine="360"/>
+        <w:t>（CAP）共同参与制定的</w:t>
+      </w:r>
+      <w:r>
         <w:rPr>
           <w:rFonts w:ascii="思源黑体 CN Normal" w:eastAsia="思源黑体 CN Normal" w:hAnsi="思源黑体 CN Normal"/>
           <w:sz w:val="18"/>
           <w:szCs w:val="18"/>
         </w:rPr>
-      </w:pPr>
+        <w:t>{{</w:t>
+      </w:r>
+      <w:proofErr w:type="spellStart"/>
+      <w:r>
+        <w:rPr>
+          <w:rFonts w:ascii="思源黑体 CN Normal" w:eastAsia="思源黑体 CN Normal" w:hAnsi="思源黑体 CN Normal"/>
+          <w:sz w:val="18"/>
+          <w:szCs w:val="18"/>
+        </w:rPr>
+        <w:t>sample.guideline.tumor_var</w:t>
+      </w:r>
+      <w:proofErr w:type="spellEnd"/>
+      <w:r>
+        <w:rPr>
+          <w:rFonts w:ascii="思源黑体 CN Normal" w:eastAsia="思源黑体 CN Normal" w:hAnsi="思源黑体 CN Normal"/>
+          <w:sz w:val="18"/>
+          <w:szCs w:val="18"/>
+        </w:rPr>
+        <w:t>}}</w:t>
+      </w:r>
       <w:r>
         <w:rPr>
           <w:rFonts w:ascii="思源黑体 CN Normal" w:eastAsia="思源黑体 CN Normal" w:hAnsi="思源黑体 CN Normal" w:hint="eastAsia"/>
           <w:sz w:val="18"/>
           <w:szCs w:val="18"/>
         </w:rPr>
-        <w:t>本报告仅针对本次送检样本，基于目前研究水平对“检测内容”所列基因及区域的突变信息进行检测，其他基因区域可能存在的突变信息不在本次检测范围之内。</w:t>
-      </w:r>
-    </w:p>
-    <w:p>
-      <w:pPr>
-        <w:spacing w:line="380" w:lineRule="exact"/>
-        <w:ind w:firstLineChars="200" w:firstLine="360"/>
+        <w:t>与中国专家共识</w:t>
+      </w:r>
+      <w:r>
         <w:rPr>
           <w:rFonts w:ascii="思源黑体 CN Normal" w:eastAsia="思源黑体 CN Normal" w:hAnsi="思源黑体 CN Normal"/>
           <w:sz w:val="18"/>
           <w:szCs w:val="18"/>
         </w:rPr>
-      </w:pPr>
+        <w:t>{{</w:t>
+      </w:r>
+      <w:proofErr w:type="spellStart"/>
+      <w:r>
+        <w:rPr>
+          <w:rFonts w:ascii="思源黑体 CN Normal" w:eastAsia="思源黑体 CN Normal" w:hAnsi="思源黑体 CN Normal"/>
+          <w:sz w:val="18"/>
+          <w:szCs w:val="18"/>
+        </w:rPr>
+        <w:t>sample.guideline.ngs_clinic_report_inter</w:t>
+      </w:r>
+      <w:proofErr w:type="spellEnd"/>
+      <w:r>
+        <w:rPr>
+          <w:rFonts w:ascii="思源黑体 CN Normal" w:eastAsia="思源黑体 CN Normal" w:hAnsi="思源黑体 CN Normal"/>
+          <w:sz w:val="18"/>
+          <w:szCs w:val="18"/>
+        </w:rPr>
+        <w:t>}}</w:t>
+      </w:r>
       <w:r>
         <w:rPr>
           <w:rFonts w:ascii="思源黑体 CN Normal" w:eastAsia="思源黑体 CN Normal" w:hAnsi="思源黑体 CN Normal" w:hint="eastAsia"/>
           <w:sz w:val="18"/>
           <w:szCs w:val="18"/>
         </w:rPr>
-        <w:t>本报告对变异的解读遵循相关指南和规范。报告给出的这些变异信息（和无变异信息）可为临床医生的决策提供参考，受检者请在临床医生的指导下阅读本报告。</w:t>
-      </w:r>
-    </w:p>
-    <w:p>
-      <w:pPr>
-        <w:spacing w:line="380" w:lineRule="exact"/>
-        <w:ind w:firstLineChars="200" w:firstLine="360"/>
-        <w:rPr>
-          <w:rFonts w:ascii="思源黑体 CN Normal" w:eastAsia="思源黑体 CN Normal" w:hAnsi="思源黑体 CN Normal"/>
-          <w:sz w:val="18"/>
-          <w:szCs w:val="18"/>
-        </w:rPr>
-      </w:pPr>
-      <w:r>
-        <w:rPr>
-          <w:rFonts w:ascii="思源黑体 CN Normal" w:eastAsia="思源黑体 CN Normal" w:hAnsi="思源黑体 CN Normal" w:hint="eastAsia"/>
-          <w:sz w:val="18"/>
-          <w:szCs w:val="18"/>
-        </w:rPr>
-        <w:t>本报告中的基因变异和药物排名不分先后顺序，任何一个标志物变异和潜在有效或无效药物均不按照先后顺序排名。</w:t>
-      </w:r>
-    </w:p>
-    <w:p>
-      <w:pPr>
-        <w:spacing w:line="380" w:lineRule="exact"/>
-        <w:ind w:firstLineChars="200" w:firstLine="360"/>
-        <w:rPr>
-          <w:rFonts w:ascii="思源黑体 CN Normal" w:eastAsia="思源黑体 CN Normal" w:hAnsi="思源黑体 CN Normal"/>
-          <w:sz w:val="18"/>
-          <w:szCs w:val="18"/>
-        </w:rPr>
-      </w:pPr>
-      <w:r>
-        <w:rPr>
-          <w:rFonts w:ascii="思源黑体 CN Normal" w:eastAsia="思源黑体 CN Normal" w:hAnsi="思源黑体 CN Normal" w:hint="eastAsia"/>
-          <w:sz w:val="18"/>
-          <w:szCs w:val="18"/>
-        </w:rPr>
-        <w:t>本报告不对任何患者承诺或保证会在某一药物治疗中有效，也不承诺在某一药物治疗中无效。</w:t>
-      </w:r>
-    </w:p>
-    <w:p>
-      <w:pPr>
-        <w:spacing w:line="380" w:lineRule="exact"/>
-        <w:ind w:firstLineChars="200" w:firstLine="360"/>
-        <w:rPr>
-          <w:rFonts w:ascii="思源黑体 CN Normal" w:eastAsia="思源黑体 CN Normal" w:hAnsi="思源黑体 CN Normal"/>
-          <w:sz w:val="18"/>
-          <w:szCs w:val="18"/>
-        </w:rPr>
-      </w:pPr>
-      <w:r>
-        <w:rPr>
-          <w:rFonts w:ascii="思源黑体 CN Normal" w:eastAsia="思源黑体 CN Normal" w:hAnsi="思源黑体 CN Normal" w:hint="eastAsia"/>
-          <w:sz w:val="18"/>
-          <w:szCs w:val="18"/>
-        </w:rPr>
-        <w:t>本报告仅对本次送检样本负责，印章复印无效。</w:t>
-      </w:r>
-    </w:p>
-    <w:p>
-      <w:pPr>
-        <w:spacing w:line="380" w:lineRule="exact"/>
-        <w:ind w:firstLineChars="200" w:firstLine="360"/>
-        <w:rPr>
-          <w:rFonts w:ascii="思源黑体 CN Normal" w:eastAsia="思源黑体 CN Normal" w:hAnsi="思源黑体 CN Normal"/>
-          <w:sz w:val="18"/>
-          <w:szCs w:val="18"/>
-        </w:rPr>
-      </w:pPr>
-      <w:r>
-        <w:rPr>
-          <w:rFonts w:ascii="思源黑体 CN Normal" w:eastAsia="思源黑体 CN Normal" w:hAnsi="思源黑体 CN Normal" w:hint="eastAsia"/>
-          <w:sz w:val="18"/>
-          <w:szCs w:val="18"/>
-        </w:rPr>
-        <w:t>未经本单位同意，不得复制使用本报告中的内容。</w:t>
-      </w:r>
-    </w:p>
-    <w:p>
-      <w:pPr>
-        <w:pStyle w:val="2"/>
-        <w:spacing w:before="0" w:after="0" w:line="240" w:lineRule="auto"/>
-        <w:rPr>
-          <w:rFonts w:ascii="思源黑体 CN Bold" w:eastAsia="思源黑体 CN Bold" w:hAnsi="思源黑体 CN Bold"/>
-          <w:color w:val="1E7648"/>
-          <w:sz w:val="24"/>
-          <w:szCs w:val="24"/>
-        </w:rPr>
-      </w:pPr>
-      <w:r>
-        <w:rPr>
-          <w:rFonts w:ascii="思源黑体 CN Bold" w:eastAsia="思源黑体 CN Bold" w:hAnsi="思源黑体 CN Bold"/>
-          <w:color w:val="1E7648"/>
-          <w:sz w:val="24"/>
-          <w:szCs w:val="24"/>
-        </w:rPr>
-        <w:t>&gt;2</w:t>
-      </w:r>
-      <w:r>
-        <w:rPr>
-          <w:rFonts w:ascii="思源黑体 CN Bold" w:eastAsia="思源黑体 CN Bold" w:hAnsi="思源黑体 CN Bold" w:hint="eastAsia"/>
-          <w:color w:val="1E7648"/>
-          <w:sz w:val="24"/>
-          <w:szCs w:val="24"/>
-        </w:rPr>
-        <w:t xml:space="preserve"> </w:t>
-      </w:r>
-      <w:r>
-        <w:rPr>
-          <w:rFonts w:ascii="思源黑体 CN Bold" w:eastAsia="思源黑体 CN Bold" w:hAnsi="思源黑体 CN Bold" w:hint="eastAsia"/>
-          <w:color w:val="1E7648"/>
-          <w:sz w:val="24"/>
-          <w:szCs w:val="24"/>
-        </w:rPr>
-        <w:t>变异命名与解读</w:t>
-      </w:r>
-    </w:p>
-    <w:p>
-      <w:pPr>
-        <w:spacing w:line="380" w:lineRule="exact"/>
-        <w:ind w:firstLineChars="200" w:firstLine="360"/>
-        <w:rPr>
-          <w:rFonts w:ascii="思源黑体 CN Normal" w:eastAsia="思源黑体 CN Normal" w:hAnsi="思源黑体 CN Normal"/>
-          <w:sz w:val="18"/>
-          <w:szCs w:val="18"/>
-        </w:rPr>
-      </w:pPr>
-      <w:r>
-        <w:rPr>
-          <w:rFonts w:ascii="思源黑体 CN Normal" w:eastAsia="思源黑体 CN Normal" w:hAnsi="思源黑体 CN Normal" w:hint="eastAsia"/>
-          <w:sz w:val="18"/>
-          <w:szCs w:val="18"/>
-        </w:rPr>
-        <w:t>本报告变异均采用人类基因组变异协会（</w:t>
-      </w:r>
-      <w:r>
-        <w:rPr>
-          <w:rFonts w:ascii="思源黑体 CN Normal" w:eastAsia="思源黑体 CN Normal" w:hAnsi="思源黑体 CN Normal" w:hint="eastAsia"/>
-          <w:sz w:val="18"/>
-          <w:szCs w:val="18"/>
-        </w:rPr>
-        <w:t>Human</w:t>
-      </w:r>
-      <w:r>
-        <w:rPr>
-          <w:rFonts w:ascii="思源黑体 CN Normal" w:eastAsia="思源黑体 CN Normal" w:hAnsi="思源黑体 CN Normal"/>
-          <w:sz w:val="18"/>
-          <w:szCs w:val="18"/>
-        </w:rPr>
-        <w:t xml:space="preserve"> Genome Variant Society</w:t>
-      </w:r>
-      <w:r>
-        <w:rPr>
-          <w:rFonts w:ascii="思源黑体 CN Normal" w:eastAsia="思源黑体 CN Normal" w:hAnsi="思源黑体 CN Normal" w:hint="eastAsia"/>
-          <w:sz w:val="18"/>
-          <w:szCs w:val="18"/>
-        </w:rPr>
-        <w:t>，</w:t>
-      </w:r>
-      <w:r>
-        <w:rPr>
-          <w:rFonts w:ascii="思源黑体 CN Normal" w:eastAsia="思源黑体 CN Normal" w:hAnsi="思源黑体 CN Normal" w:hint="eastAsia"/>
-          <w:sz w:val="18"/>
-          <w:szCs w:val="18"/>
-        </w:rPr>
-        <w:t>H</w:t>
-      </w:r>
-      <w:r>
-        <w:rPr>
-          <w:rFonts w:ascii="思源黑体 CN Normal" w:eastAsia="思源黑体 CN Normal" w:hAnsi="思源黑体 CN Normal"/>
-          <w:sz w:val="18"/>
-          <w:szCs w:val="18"/>
-        </w:rPr>
-        <w:t>GVS</w:t>
-      </w:r>
-      <w:r>
-        <w:rPr>
-          <w:rFonts w:ascii="思源黑体 CN Normal" w:eastAsia="思源黑体 CN Normal" w:hAnsi="思源黑体 CN Normal" w:hint="eastAsia"/>
-          <w:sz w:val="18"/>
-          <w:szCs w:val="18"/>
-        </w:rPr>
-        <w:t>）推荐的序列变异法命名。</w:t>
-      </w:r>
-    </w:p>
-    <w:p>
-      <w:pPr>
-        <w:spacing w:line="380" w:lineRule="exact"/>
-        <w:ind w:firstLineChars="200" w:firstLine="360"/>
-        <w:rPr>
-          <w:rFonts w:ascii="思源黑体 CN Normal" w:eastAsia="思源黑体 CN Normal" w:hAnsi="思源黑体 CN Normal"/>
-          <w:sz w:val="18"/>
-          <w:szCs w:val="18"/>
-        </w:rPr>
-      </w:pPr>
-      <w:r>
-        <w:rPr>
-          <w:rFonts w:ascii="思源黑体 CN Normal" w:eastAsia="思源黑体 CN Normal" w:hAnsi="思源黑体 CN Normal" w:hint="eastAsia"/>
-          <w:sz w:val="18"/>
-          <w:szCs w:val="18"/>
-        </w:rPr>
-        <w:t>来源于肿瘤组织或者变异来源不明确的变异解读遵循</w:t>
-      </w:r>
-      <w:r>
-        <w:rPr>
-          <w:rFonts w:ascii="思源黑体 CN Normal" w:eastAsia="思源黑体 CN Normal" w:hAnsi="思源黑体 CN Normal"/>
-          <w:sz w:val="18"/>
-          <w:szCs w:val="18"/>
-        </w:rPr>
-        <w:t>{{</w:t>
-      </w:r>
-      <w:proofErr w:type="spellStart"/>
-      <w:r>
-        <w:rPr>
-          <w:rFonts w:ascii="思源黑体 CN Normal" w:eastAsia="思源黑体 CN Normal" w:hAnsi="思源黑体 CN Normal"/>
-          <w:sz w:val="18"/>
-          <w:szCs w:val="18"/>
-        </w:rPr>
-        <w:t>sample.association.AMP_cn</w:t>
-      </w:r>
-      <w:proofErr w:type="spellEnd"/>
-      <w:r>
-        <w:rPr>
-          <w:rFonts w:ascii="思源黑体 CN Normal" w:eastAsia="思源黑体 CN Normal" w:hAnsi="思源黑体 CN Normal"/>
-          <w:sz w:val="18"/>
-          <w:szCs w:val="18"/>
-        </w:rPr>
-        <w:t>}}</w:t>
-      </w:r>
-      <w:r>
-        <w:rPr>
-          <w:rFonts w:ascii="思源黑体 CN Normal" w:eastAsia="思源黑体 CN Normal" w:hAnsi="思源黑体 CN Normal" w:hint="eastAsia"/>
-          <w:sz w:val="18"/>
-          <w:szCs w:val="18"/>
-        </w:rPr>
-        <w:t>（</w:t>
-      </w:r>
-      <w:r>
-        <w:rPr>
-          <w:rFonts w:ascii="思源黑体 CN Normal" w:eastAsia="思源黑体 CN Normal" w:hAnsi="思源黑体 CN Normal" w:hint="eastAsia"/>
-          <w:sz w:val="18"/>
-          <w:szCs w:val="18"/>
-        </w:rPr>
-        <w:t>AMP</w:t>
-      </w:r>
-      <w:r>
-        <w:rPr>
-          <w:rFonts w:ascii="思源黑体 CN Normal" w:eastAsia="思源黑体 CN Normal" w:hAnsi="思源黑体 CN Normal" w:hint="eastAsia"/>
-          <w:sz w:val="18"/>
-          <w:szCs w:val="18"/>
-        </w:rPr>
-        <w:t>）、</w:t>
-      </w:r>
-      <w:r>
-        <w:rPr>
-          <w:rFonts w:ascii="思源黑体 CN Normal" w:eastAsia="思源黑体 CN Normal" w:hAnsi="思源黑体 CN Normal"/>
-          <w:sz w:val="18"/>
-          <w:szCs w:val="18"/>
-        </w:rPr>
-        <w:t>{{</w:t>
-      </w:r>
-      <w:proofErr w:type="spellStart"/>
-      <w:r>
-        <w:rPr>
-          <w:rFonts w:ascii="思源黑体 CN Normal" w:eastAsia="思源黑体 CN Normal" w:hAnsi="思源黑体 CN Normal"/>
-          <w:sz w:val="18"/>
-          <w:szCs w:val="18"/>
-        </w:rPr>
-        <w:t>sample.association.ASCO_cn</w:t>
-      </w:r>
-      <w:proofErr w:type="spellEnd"/>
-      <w:r>
-        <w:rPr>
-          <w:rFonts w:ascii="思源黑体 CN Normal" w:eastAsia="思源黑体 CN Normal" w:hAnsi="思源黑体 CN Normal"/>
-          <w:sz w:val="18"/>
-          <w:szCs w:val="18"/>
-        </w:rPr>
-        <w:t>}}</w:t>
-      </w:r>
-      <w:r>
-        <w:rPr>
-          <w:rFonts w:ascii="思源黑体 CN Normal" w:eastAsia="思源黑体 CN Normal" w:hAnsi="思源黑体 CN Normal" w:hint="eastAsia"/>
-          <w:sz w:val="18"/>
-          <w:szCs w:val="18"/>
-        </w:rPr>
-        <w:t>（</w:t>
-      </w:r>
-      <w:r>
-        <w:rPr>
-          <w:rFonts w:ascii="思源黑体 CN Normal" w:eastAsia="思源黑体 CN Normal" w:hAnsi="思源黑体 CN Normal" w:hint="eastAsia"/>
-          <w:sz w:val="18"/>
-          <w:szCs w:val="18"/>
-        </w:rPr>
-        <w:t>ASCO</w:t>
-      </w:r>
-      <w:r>
-        <w:rPr>
-          <w:rFonts w:ascii="思源黑体 CN Normal" w:eastAsia="思源黑体 CN Normal" w:hAnsi="思源黑体 CN Normal" w:hint="eastAsia"/>
-          <w:sz w:val="18"/>
-          <w:szCs w:val="18"/>
-        </w:rPr>
-        <w:t>）和</w:t>
-      </w:r>
-      <w:r>
-        <w:rPr>
-          <w:rFonts w:ascii="思源黑体 CN Normal" w:eastAsia="思源黑体 CN Normal" w:hAnsi="思源黑体 CN Normal"/>
-          <w:sz w:val="18"/>
-          <w:szCs w:val="18"/>
-        </w:rPr>
-        <w:t>{{</w:t>
-      </w:r>
-      <w:proofErr w:type="spellStart"/>
-      <w:r>
-        <w:rPr>
-          <w:rFonts w:ascii="思源黑体 CN Normal" w:eastAsia="思源黑体 CN Normal" w:hAnsi="思源黑体 CN Normal"/>
-          <w:sz w:val="18"/>
-          <w:szCs w:val="18"/>
-        </w:rPr>
-        <w:t>sample.association.CAP_cn</w:t>
-      </w:r>
-      <w:proofErr w:type="spellEnd"/>
-      <w:r>
-        <w:rPr>
-          <w:rFonts w:ascii="思源黑体 CN Normal" w:eastAsia="思源黑体 CN Normal" w:hAnsi="思源黑体 CN Normal"/>
-          <w:sz w:val="18"/>
-          <w:szCs w:val="18"/>
-        </w:rPr>
-        <w:t>}}</w:t>
-      </w:r>
-      <w:r>
-        <w:rPr>
-          <w:rFonts w:ascii="思源黑体 CN Normal" w:eastAsia="思源黑体 CN Normal" w:hAnsi="思源黑体 CN Normal" w:hint="eastAsia"/>
-          <w:sz w:val="18"/>
-          <w:szCs w:val="18"/>
-        </w:rPr>
-        <w:t>（</w:t>
-      </w:r>
-      <w:r>
-        <w:rPr>
-          <w:rFonts w:ascii="思源黑体 CN Normal" w:eastAsia="思源黑体 CN Normal" w:hAnsi="思源黑体 CN Normal" w:hint="eastAsia"/>
-          <w:sz w:val="18"/>
-          <w:szCs w:val="18"/>
-        </w:rPr>
-        <w:t>CAP</w:t>
-      </w:r>
-      <w:r>
-        <w:rPr>
-          <w:rFonts w:ascii="思源黑体 CN Normal" w:eastAsia="思源黑体 CN Normal" w:hAnsi="思源黑体 CN Normal" w:hint="eastAsia"/>
-          <w:sz w:val="18"/>
-          <w:szCs w:val="18"/>
-        </w:rPr>
-        <w:t>）共同参与制定的</w:t>
-      </w:r>
-      <w:r>
-        <w:rPr>
-          <w:rFonts w:ascii="思源黑体 CN Normal" w:eastAsia="思源黑体 CN Normal" w:hAnsi="思源黑体 CN Normal"/>
-          <w:sz w:val="18"/>
-          <w:szCs w:val="18"/>
-        </w:rPr>
-        <w:t>{{</w:t>
-      </w:r>
-      <w:proofErr w:type="spellStart"/>
-      <w:r>
-        <w:rPr>
-          <w:rFonts w:ascii="思源黑体 CN Normal" w:eastAsia="思源黑体 CN Normal" w:hAnsi="思源黑体 CN Normal"/>
-          <w:sz w:val="18"/>
-          <w:szCs w:val="18"/>
-        </w:rPr>
-        <w:t>sample.guideline.tumor_var</w:t>
-      </w:r>
-      <w:proofErr w:type="spellEnd"/>
-      <w:r>
-        <w:rPr>
-          <w:rFonts w:ascii="思源黑体 CN Normal" w:eastAsia="思源黑体 CN Normal" w:hAnsi="思源黑体 CN Normal"/>
-          <w:sz w:val="18"/>
-          <w:szCs w:val="18"/>
-        </w:rPr>
-        <w:t>}}</w:t>
-      </w:r>
-      <w:r>
-        <w:rPr>
-          <w:rFonts w:ascii="思源黑体 CN Normal" w:eastAsia="思源黑体 CN Normal" w:hAnsi="思源黑体 CN Normal" w:hint="eastAsia"/>
-          <w:sz w:val="18"/>
-          <w:szCs w:val="18"/>
-        </w:rPr>
-        <w:t>与中国专家共识《二代测序临床报告解读指引》，根据变异在不同癌种中对应的药物敏感性、诊断及预后证据分为四个等级：</w:t>
-      </w:r>
-      <w:r>
-        <w:rPr>
-          <w:rFonts w:ascii="思源黑体 CN Normal" w:eastAsia="思源黑体 CN Normal" w:hAnsi="思源黑体 CN Normal" w:hint="eastAsia"/>
-          <w:sz w:val="18"/>
-          <w:szCs w:val="18"/>
-        </w:rPr>
-        <w:t>A</w:t>
-      </w:r>
-      <w:r>
-        <w:rPr>
-          <w:rFonts w:ascii="思源黑体 CN Normal" w:eastAsia="思源黑体 CN Normal" w:hAnsi="思源黑体 CN Normal" w:hint="eastAsia"/>
-          <w:sz w:val="18"/>
-          <w:szCs w:val="18"/>
-        </w:rPr>
-        <w:t>级、</w:t>
-      </w:r>
-      <w:r>
-        <w:rPr>
-          <w:rFonts w:ascii="思源黑体 CN Normal" w:eastAsia="思源黑体 CN Normal" w:hAnsi="思源黑体 CN Normal" w:hint="eastAsia"/>
-          <w:sz w:val="18"/>
-          <w:szCs w:val="18"/>
-        </w:rPr>
-        <w:t>B</w:t>
-      </w:r>
-      <w:r>
-        <w:rPr>
-          <w:rFonts w:ascii="思源黑体 CN Normal" w:eastAsia="思源黑体 CN Normal" w:hAnsi="思源黑体 CN Normal" w:hint="eastAsia"/>
-          <w:sz w:val="18"/>
-          <w:szCs w:val="18"/>
-        </w:rPr>
-        <w:t>级、</w:t>
-      </w:r>
-      <w:r>
-        <w:rPr>
-          <w:rFonts w:ascii="思源黑体 CN Normal" w:eastAsia="思源黑体 CN Normal" w:hAnsi="思源黑体 CN Normal" w:hint="eastAsia"/>
-          <w:sz w:val="18"/>
-          <w:szCs w:val="18"/>
-        </w:rPr>
-        <w:t>C</w:t>
-      </w:r>
-      <w:r>
-        <w:rPr>
-          <w:rFonts w:ascii="思源黑体 CN Normal" w:eastAsia="思源黑体 CN Normal" w:hAnsi="思源黑体 CN Normal" w:hint="eastAsia"/>
-          <w:sz w:val="18"/>
-          <w:szCs w:val="18"/>
-        </w:rPr>
-        <w:t>级、</w:t>
-      </w:r>
-      <w:r>
-        <w:rPr>
-          <w:rFonts w:ascii="思源黑体 CN Normal" w:eastAsia="思源黑体 CN Normal" w:hAnsi="思源黑体 CN Normal" w:hint="eastAsia"/>
-          <w:sz w:val="18"/>
-          <w:szCs w:val="18"/>
-        </w:rPr>
-        <w:t>D</w:t>
-      </w:r>
-      <w:r>
-        <w:rPr>
-          <w:rFonts w:ascii="思源黑体 CN Normal" w:eastAsia="思源黑体 CN Normal" w:hAnsi="思源黑体 CN Normal" w:hint="eastAsia"/>
-          <w:sz w:val="18"/>
-          <w:szCs w:val="18"/>
-        </w:rPr>
-        <w:t>级。基因变异按照其临床意义的重要性分为四个等级：</w:t>
-      </w:r>
-      <w:r>
-        <w:rPr>
-          <w:rFonts w:ascii="思源黑体 CN Normal" w:eastAsia="思源黑体 CN Normal" w:hAnsi="思源黑体 CN Normal" w:hint="eastAsia"/>
-          <w:sz w:val="18"/>
-          <w:szCs w:val="18"/>
-        </w:rPr>
-        <w:t>I</w:t>
-      </w:r>
-      <w:r>
-        <w:rPr>
-          <w:rFonts w:ascii="思源黑体 CN Normal" w:eastAsia="思源黑体 CN Normal" w:hAnsi="思源黑体 CN Normal" w:hint="eastAsia"/>
-          <w:sz w:val="18"/>
-          <w:szCs w:val="18"/>
-        </w:rPr>
-        <w:t>类变异（具有强临床意义，具有</w:t>
-      </w:r>
-      <w:r>
-        <w:rPr>
-          <w:rFonts w:ascii="思源黑体 CN Normal" w:eastAsia="思源黑体 CN Normal" w:hAnsi="思源黑体 CN Normal" w:hint="eastAsia"/>
-          <w:sz w:val="18"/>
-          <w:szCs w:val="18"/>
-        </w:rPr>
-        <w:t>A</w:t>
-      </w:r>
-      <w:r>
-        <w:rPr>
-          <w:rFonts w:ascii="思源黑体 CN Normal" w:eastAsia="思源黑体 CN Normal" w:hAnsi="思源黑体 CN Normal" w:hint="eastAsia"/>
-          <w:sz w:val="18"/>
-          <w:szCs w:val="18"/>
-        </w:rPr>
-        <w:t>或</w:t>
-      </w:r>
-      <w:r>
-        <w:rPr>
-          <w:rFonts w:ascii="思源黑体 CN Normal" w:eastAsia="思源黑体 CN Normal" w:hAnsi="思源黑体 CN Normal" w:hint="eastAsia"/>
-          <w:sz w:val="18"/>
-          <w:szCs w:val="18"/>
-        </w:rPr>
-        <w:t>B</w:t>
-      </w:r>
-      <w:r>
-        <w:rPr>
-          <w:rFonts w:ascii="思源黑体 CN Normal" w:eastAsia="思源黑体 CN Normal" w:hAnsi="思源黑体 CN Normal" w:hint="eastAsia"/>
-          <w:sz w:val="18"/>
-          <w:szCs w:val="18"/>
-        </w:rPr>
-        <w:t>级证据）、</w:t>
-      </w:r>
-      <w:r>
-        <w:rPr>
-          <w:rFonts w:ascii="思源黑体 CN Normal" w:eastAsia="思源黑体 CN Normal" w:hAnsi="思源黑体 CN Normal" w:hint="eastAsia"/>
-          <w:sz w:val="18"/>
-          <w:szCs w:val="18"/>
-        </w:rPr>
-        <w:t>II</w:t>
-      </w:r>
-      <w:r>
-        <w:rPr>
-          <w:rFonts w:ascii="思源黑体 CN Normal" w:eastAsia="思源黑体 CN Normal" w:hAnsi="思源黑体 CN Normal" w:hint="eastAsia"/>
-          <w:sz w:val="18"/>
-          <w:szCs w:val="18"/>
-        </w:rPr>
-        <w:t>类变异（具有潜在临床意义，具有</w:t>
-      </w:r>
-      <w:r>
-        <w:rPr>
-          <w:rFonts w:ascii="思源黑体 CN Normal" w:eastAsia="思源黑体 CN Normal" w:hAnsi="思源黑体 CN Normal" w:hint="eastAsia"/>
-          <w:sz w:val="18"/>
-          <w:szCs w:val="18"/>
-        </w:rPr>
-        <w:t>C</w:t>
-      </w:r>
-      <w:r>
-        <w:rPr>
-          <w:rFonts w:ascii="思源黑体 CN Normal" w:eastAsia="思源黑体 CN Normal" w:hAnsi="思源黑体 CN Normal" w:hint="eastAsia"/>
-          <w:sz w:val="18"/>
-          <w:szCs w:val="18"/>
-        </w:rPr>
-        <w:t>或</w:t>
-      </w:r>
-      <w:r>
-        <w:rPr>
-          <w:rFonts w:ascii="思源黑体 CN Normal" w:eastAsia="思源黑体 CN Normal" w:hAnsi="思源黑体 CN Normal" w:hint="eastAsia"/>
-          <w:sz w:val="18"/>
-          <w:szCs w:val="18"/>
-        </w:rPr>
-        <w:t>D</w:t>
-      </w:r>
-      <w:r>
-        <w:rPr>
-          <w:rFonts w:ascii="思源黑体 CN Normal" w:eastAsia="思源黑体 CN Normal" w:hAnsi="思源黑体 CN Normal" w:hint="eastAsia"/>
-          <w:sz w:val="18"/>
-          <w:szCs w:val="18"/>
-        </w:rPr>
-        <w:t>级证据）、</w:t>
-      </w:r>
-      <w:r>
-        <w:rPr>
-          <w:rFonts w:ascii="思源黑体 CN Normal" w:eastAsia="思源黑体 CN Normal" w:hAnsi="思源黑体 CN Normal" w:hint="eastAsia"/>
-          <w:sz w:val="18"/>
-          <w:szCs w:val="18"/>
-        </w:rPr>
-        <w:t>III</w:t>
-      </w:r>
-      <w:r>
-        <w:rPr>
-          <w:rFonts w:ascii="思源黑体 CN Normal" w:eastAsia="思源黑体 CN Normal" w:hAnsi="思源黑体 CN Normal" w:hint="eastAsia"/>
-          <w:sz w:val="18"/>
-          <w:szCs w:val="18"/>
-        </w:rPr>
-        <w:t>类变异（临床意义不明）和</w:t>
-      </w:r>
-      <w:r>
-        <w:rPr>
-          <w:rFonts w:ascii="思源黑体 CN Normal" w:eastAsia="思源黑体 CN Normal" w:hAnsi="思源黑体 CN Normal" w:hint="eastAsia"/>
-          <w:sz w:val="18"/>
-          <w:szCs w:val="18"/>
-        </w:rPr>
-        <w:t>IV</w:t>
-      </w:r>
-      <w:r>
-        <w:rPr>
-          <w:rFonts w:ascii="思源黑体 CN Normal" w:eastAsia="思源黑体 CN Normal" w:hAnsi="思源黑体 CN Normal" w:hint="eastAsia"/>
-          <w:sz w:val="18"/>
-          <w:szCs w:val="18"/>
-        </w:rPr>
-        <w:t>类变异（良性和可能良性</w:t>
-      </w:r>
-      <w:r>
-        <w:rPr>
-          <w:rFonts w:ascii="思源黑体 CN Normal" w:eastAsia="思源黑体 CN Normal" w:hAnsi="思源黑体 CN Normal" w:hint="eastAsia"/>
-          <w:sz w:val="18"/>
-          <w:szCs w:val="18"/>
-        </w:rPr>
-        <w:t>变异，已知无临床意义）。</w:t>
+        <w:t>，根据变异在不同癌种中对应的药物敏感性、诊断及预后证据分为四个等级：A级、B级、C级、D级。基因变异按照其临床意义的重要性分为四个等级：I类变异（具有强临床意义，具有A或B级证据）、II类变异（具有潜在临床意义，具有C或D级证据）、III类变异（临床意义不明）和IV类变异（良性和可能良性变异，已知无临床意义）。</w:t>
       </w:r>
     </w:p>
     <w:tbl>
@@ -10372,16 +9486,7 @@
                 <w:sz w:val="16"/>
                 <w:szCs w:val="16"/>
               </w:rPr>
-              <w:t>I</w:t>
-            </w:r>
-            <w:r>
-              <w:rPr>
-                <w:rFonts w:ascii="思源黑体 CN Normal" w:eastAsia="思源黑体 CN Normal" w:hAnsi="思源黑体 CN Normal" w:hint="eastAsia"/>
-                <w:color w:val="000000" w:themeColor="text1"/>
-                <w:sz w:val="16"/>
-                <w:szCs w:val="16"/>
-              </w:rPr>
-              <w:t>类变异</w:t>
+              <w:t>I类变异</w:t>
             </w:r>
           </w:p>
           <w:p>
@@ -10463,37 +9568,7 @@
                 <w:sz w:val="16"/>
                 <w:szCs w:val="16"/>
               </w:rPr>
-              <w:t>FDA</w:t>
-            </w:r>
-            <w:r>
-              <w:rPr>
-                <w:rFonts w:ascii="思源黑体 CN Normal" w:eastAsia="思源黑体 CN Normal" w:hAnsi="思源黑体 CN Normal" w:cs="思源黑体 CN Light" w:hint="eastAsia"/>
-                <w:color w:val="000000" w:themeColor="text1"/>
-                <w:kern w:val="0"/>
-                <w:sz w:val="16"/>
-                <w:szCs w:val="16"/>
-              </w:rPr>
-              <w:t>、</w:t>
-            </w:r>
-            <w:r>
-              <w:rPr>
-                <w:rFonts w:ascii="思源黑体 CN Normal" w:eastAsia="思源黑体 CN Normal" w:hAnsi="思源黑体 CN Normal" w:cs="思源黑体 CN Light" w:hint="eastAsia"/>
-                <w:color w:val="000000" w:themeColor="text1"/>
-                <w:kern w:val="0"/>
-                <w:sz w:val="16"/>
-                <w:szCs w:val="16"/>
-              </w:rPr>
-              <w:t>NMPA</w:t>
-            </w:r>
-            <w:r>
-              <w:rPr>
-                <w:rFonts w:ascii="思源黑体 CN Normal" w:eastAsia="思源黑体 CN Normal" w:hAnsi="思源黑体 CN Normal" w:cs="思源黑体 CN Light" w:hint="eastAsia"/>
-                <w:color w:val="000000" w:themeColor="text1"/>
-                <w:kern w:val="0"/>
-                <w:sz w:val="16"/>
-                <w:szCs w:val="16"/>
-              </w:rPr>
-              <w:t>获批用于患者肿瘤治疗有响应或耐药的生物标志物</w:t>
+              <w:t>FDA、NMPA获批用于患者肿瘤治疗有响应或耐药的生物标志物</w:t>
             </w:r>
           </w:p>
         </w:tc>
@@ -10771,17 +9846,7 @@
                 <w:sz w:val="16"/>
                 <w:szCs w:val="16"/>
               </w:rPr>
-              <w:t>专家共识或</w:t>
-            </w:r>
-            <w:r>
-              <w:rPr>
-                <w:rFonts w:ascii="思源黑体 CN Normal" w:eastAsia="思源黑体 CN Normal" w:hAnsi="思源黑体 CN Normal" w:cs="思源黑体 CN Light" w:hint="eastAsia"/>
-                <w:color w:val="000000" w:themeColor="text1"/>
-                <w:kern w:val="0"/>
-                <w:sz w:val="16"/>
-                <w:szCs w:val="16"/>
-              </w:rPr>
-              <w:t>I</w:t>
+              <w:t>专家共识或I</w:t>
             </w:r>
             <w:r>
               <w:rPr>
@@ -10791,27 +9856,7 @@
                 <w:sz w:val="16"/>
                 <w:szCs w:val="16"/>
               </w:rPr>
-              <w:t>II</w:t>
-            </w:r>
-            <w:r>
-              <w:rPr>
-                <w:rFonts w:ascii="思源黑体 CN Normal" w:eastAsia="思源黑体 CN Normal" w:hAnsi="思源黑体 CN Normal" w:cs="思源黑体 CN Light"/>
-                <w:color w:val="000000" w:themeColor="text1"/>
-                <w:kern w:val="0"/>
-                <w:sz w:val="16"/>
-                <w:szCs w:val="16"/>
-              </w:rPr>
-              <w:t>、</w:t>
-            </w:r>
-            <w:r>
-              <w:rPr>
-                <w:rFonts w:ascii="思源黑体 CN Normal" w:eastAsia="思源黑体 CN Normal" w:hAnsi="思源黑体 CN Normal" w:cs="思源黑体 CN Light"/>
-                <w:color w:val="000000" w:themeColor="text1"/>
-                <w:kern w:val="0"/>
-                <w:sz w:val="16"/>
-                <w:szCs w:val="16"/>
-              </w:rPr>
-              <w:t>IV</w:t>
+              <w:t>II、IV</w:t>
             </w:r>
             <w:r>
               <w:rPr>
@@ -10913,17 +9958,7 @@
                 <w:sz w:val="16"/>
                 <w:szCs w:val="16"/>
               </w:rPr>
-              <w:t>专家共识或</w:t>
-            </w:r>
-            <w:r>
-              <w:rPr>
-                <w:rFonts w:ascii="思源黑体 CN Normal" w:eastAsia="思源黑体 CN Normal" w:hAnsi="思源黑体 CN Normal" w:cs="思源黑体 CN Light" w:hint="eastAsia"/>
-                <w:color w:val="000000" w:themeColor="text1"/>
-                <w:kern w:val="0"/>
-                <w:sz w:val="16"/>
-                <w:szCs w:val="16"/>
-              </w:rPr>
-              <w:t>I</w:t>
+              <w:t>专家共识或I</w:t>
             </w:r>
             <w:r>
               <w:rPr>
@@ -10933,27 +9968,7 @@
                 <w:sz w:val="16"/>
                 <w:szCs w:val="16"/>
               </w:rPr>
-              <w:t>II</w:t>
-            </w:r>
-            <w:r>
-              <w:rPr>
-                <w:rFonts w:ascii="思源黑体 CN Normal" w:eastAsia="思源黑体 CN Normal" w:hAnsi="思源黑体 CN Normal" w:cs="思源黑体 CN Light"/>
-                <w:color w:val="000000" w:themeColor="text1"/>
-                <w:kern w:val="0"/>
-                <w:sz w:val="16"/>
-                <w:szCs w:val="16"/>
-              </w:rPr>
-              <w:t>、</w:t>
-            </w:r>
-            <w:r>
-              <w:rPr>
-                <w:rFonts w:ascii="思源黑体 CN Normal" w:eastAsia="思源黑体 CN Normal" w:hAnsi="思源黑体 CN Normal" w:cs="思源黑体 CN Light"/>
-                <w:color w:val="000000" w:themeColor="text1"/>
-                <w:kern w:val="0"/>
-                <w:sz w:val="16"/>
-                <w:szCs w:val="16"/>
-              </w:rPr>
-              <w:t>IV</w:t>
+              <w:t>II、IV</w:t>
             </w:r>
             <w:r>
               <w:rPr>
@@ -11003,16 +10018,7 @@
                 <w:sz w:val="16"/>
                 <w:szCs w:val="16"/>
               </w:rPr>
-              <w:t>II</w:t>
-            </w:r>
-            <w:r>
-              <w:rPr>
-                <w:rFonts w:ascii="思源黑体 CN Normal" w:eastAsia="思源黑体 CN Normal" w:hAnsi="思源黑体 CN Normal" w:hint="eastAsia"/>
-                <w:color w:val="000000" w:themeColor="text1"/>
-                <w:sz w:val="16"/>
-                <w:szCs w:val="16"/>
-              </w:rPr>
-              <w:t>类变异</w:t>
+              <w:t>II类变异</w:t>
             </w:r>
           </w:p>
           <w:p>
@@ -11095,37 +10101,7 @@
                 <w:sz w:val="16"/>
                 <w:szCs w:val="16"/>
               </w:rPr>
-              <w:t>FDA</w:t>
-            </w:r>
-            <w:r>
-              <w:rPr>
-                <w:rFonts w:ascii="思源黑体 CN Normal" w:eastAsia="思源黑体 CN Normal" w:hAnsi="思源黑体 CN Normal" w:cs="思源黑体 CN Light" w:hint="eastAsia"/>
-                <w:color w:val="000000" w:themeColor="text1"/>
-                <w:kern w:val="0"/>
-                <w:sz w:val="16"/>
-                <w:szCs w:val="16"/>
-              </w:rPr>
-              <w:t>、</w:t>
-            </w:r>
-            <w:r>
-              <w:rPr>
-                <w:rFonts w:ascii="思源黑体 CN Normal" w:eastAsia="思源黑体 CN Normal" w:hAnsi="思源黑体 CN Normal" w:cs="思源黑体 CN Light" w:hint="eastAsia"/>
-                <w:color w:val="000000" w:themeColor="text1"/>
-                <w:kern w:val="0"/>
-                <w:sz w:val="16"/>
-                <w:szCs w:val="16"/>
-              </w:rPr>
-              <w:t>NMPA</w:t>
-            </w:r>
-            <w:r>
-              <w:rPr>
-                <w:rFonts w:ascii="思源黑体 CN Normal" w:eastAsia="思源黑体 CN Normal" w:hAnsi="思源黑体 CN Normal" w:cs="思源黑体 CN Light" w:hint="eastAsia"/>
-                <w:color w:val="000000" w:themeColor="text1"/>
-                <w:kern w:val="0"/>
-                <w:sz w:val="16"/>
-                <w:szCs w:val="16"/>
-              </w:rPr>
-              <w:t>获批用于其他肿瘤治疗有响应或耐药的生物标志物</w:t>
+              <w:t>FDA、NMPA获批用于其他肿瘤治疗有响应或耐药的生物标志物</w:t>
             </w:r>
           </w:p>
         </w:tc>
@@ -11399,27 +10375,7 @@
                 <w:sz w:val="16"/>
                 <w:szCs w:val="16"/>
               </w:rPr>
-              <w:t>多项小型研究（</w:t>
-            </w:r>
-            <w:r>
-              <w:rPr>
-                <w:rFonts w:ascii="思源黑体 CN Normal" w:eastAsia="思源黑体 CN Normal" w:hAnsi="思源黑体 CN Normal" w:cs="思源黑体 CN Light" w:hint="eastAsia"/>
-                <w:color w:val="000000" w:themeColor="text1"/>
-                <w:kern w:val="0"/>
-                <w:sz w:val="16"/>
-                <w:szCs w:val="16"/>
-              </w:rPr>
-              <w:t>I</w:t>
-            </w:r>
-            <w:r>
-              <w:rPr>
-                <w:rFonts w:ascii="思源黑体 CN Normal" w:eastAsia="思源黑体 CN Normal" w:hAnsi="思源黑体 CN Normal" w:cs="思源黑体 CN Light" w:hint="eastAsia"/>
-                <w:color w:val="000000" w:themeColor="text1"/>
-                <w:kern w:val="0"/>
-                <w:sz w:val="16"/>
-                <w:szCs w:val="16"/>
-              </w:rPr>
-              <w:t>、</w:t>
+              <w:t>多项小型研究（I、</w:t>
             </w:r>
             <w:r>
               <w:rPr>
@@ -11661,16 +10617,7 @@
                 <w:sz w:val="16"/>
                 <w:szCs w:val="16"/>
               </w:rPr>
-              <w:t>III</w:t>
-            </w:r>
-            <w:r>
-              <w:rPr>
-                <w:rFonts w:ascii="思源黑体 CN Normal" w:eastAsia="思源黑体 CN Normal" w:hAnsi="思源黑体 CN Normal" w:hint="eastAsia"/>
-                <w:color w:val="000000" w:themeColor="text1"/>
-                <w:sz w:val="16"/>
-                <w:szCs w:val="16"/>
-              </w:rPr>
-              <w:t>类变异</w:t>
+              <w:t>III类变异</w:t>
             </w:r>
           </w:p>
           <w:p>
@@ -11885,16 +10832,7 @@
                 <w:sz w:val="16"/>
                 <w:szCs w:val="16"/>
               </w:rPr>
-              <w:t>IV</w:t>
-            </w:r>
-            <w:r>
-              <w:rPr>
-                <w:rFonts w:ascii="思源黑体 CN Normal" w:eastAsia="思源黑体 CN Normal" w:hAnsi="思源黑体 CN Normal" w:hint="eastAsia"/>
-                <w:color w:val="000000" w:themeColor="text1"/>
-                <w:sz w:val="16"/>
-                <w:szCs w:val="16"/>
-              </w:rPr>
-              <w:t>类变异</w:t>
+              <w:t>IV类变异</w:t>
             </w:r>
           </w:p>
           <w:p>
@@ -12135,71 +11073,7 @@
           <w:sz w:val="18"/>
           <w:szCs w:val="18"/>
         </w:rPr>
-        <w:t>本产品采用自主知识产权的靶向捕获技术结合</w:t>
-      </w:r>
-      <w:r>
-        <w:rPr>
-          <w:rFonts w:ascii="思源黑体 CN Normal" w:eastAsia="思源黑体 CN Normal" w:hAnsi="思源黑体 CN Normal" w:hint="eastAsia"/>
-          <w:sz w:val="18"/>
-          <w:szCs w:val="18"/>
-        </w:rPr>
-        <w:t>Illumina</w:t>
-      </w:r>
-      <w:r>
-        <w:rPr>
-          <w:rFonts w:ascii="思源黑体 CN Normal" w:eastAsia="思源黑体 CN Normal" w:hAnsi="思源黑体 CN Normal" w:hint="eastAsia"/>
-          <w:sz w:val="18"/>
-          <w:szCs w:val="18"/>
-        </w:rPr>
-        <w:t>测序平台进行检测。本产品可同时检测目标基因的单核苷酸变异（</w:t>
-      </w:r>
-      <w:r>
-        <w:rPr>
-          <w:rFonts w:ascii="思源黑体 CN Normal" w:eastAsia="思源黑体 CN Normal" w:hAnsi="思源黑体 CN Normal" w:hint="eastAsia"/>
-          <w:sz w:val="18"/>
-          <w:szCs w:val="18"/>
-        </w:rPr>
-        <w:t>SNV</w:t>
-      </w:r>
-      <w:r>
-        <w:rPr>
-          <w:rFonts w:ascii="思源黑体 CN Normal" w:eastAsia="思源黑体 CN Normal" w:hAnsi="思源黑体 CN Normal" w:hint="eastAsia"/>
-          <w:sz w:val="18"/>
-          <w:szCs w:val="18"/>
-        </w:rPr>
-        <w:t>）、小片段插入</w:t>
-      </w:r>
-      <w:r>
-        <w:rPr>
-          <w:rFonts w:ascii="思源黑体 CN Normal" w:eastAsia="思源黑体 CN Normal" w:hAnsi="思源黑体 CN Normal" w:hint="eastAsia"/>
-          <w:sz w:val="18"/>
-          <w:szCs w:val="18"/>
-        </w:rPr>
-        <w:t>/</w:t>
-      </w:r>
-      <w:r>
-        <w:rPr>
-          <w:rFonts w:ascii="思源黑体 CN Normal" w:eastAsia="思源黑体 CN Normal" w:hAnsi="思源黑体 CN Normal" w:hint="eastAsia"/>
-          <w:sz w:val="18"/>
-          <w:szCs w:val="18"/>
-        </w:rPr>
-        <w:t>缺失（</w:t>
-      </w:r>
-      <w:r>
-        <w:rPr>
-          <w:rFonts w:ascii="思源黑体 CN Normal" w:eastAsia="思源黑体 CN Normal" w:hAnsi="思源黑体 CN Normal" w:hint="eastAsia"/>
-          <w:sz w:val="18"/>
-          <w:szCs w:val="18"/>
-        </w:rPr>
-        <w:t>indel</w:t>
-      </w:r>
-      <w:r>
-        <w:rPr>
-          <w:rFonts w:ascii="思源黑体 CN Normal" w:eastAsia="思源黑体 CN Normal" w:hAnsi="思源黑体 CN Normal" w:hint="eastAsia"/>
-          <w:sz w:val="18"/>
-          <w:szCs w:val="18"/>
-        </w:rPr>
-        <w:t>）</w:t>
+        <w:t>本产品采用自主知识产权的靶向捕获技术结合Illumina测序平台进行检测。本产品可同时检测目标基因的单核苷酸变异（SNV）、小片段插入/缺失（indel）</w:t>
       </w:r>
       <w:r>
         <w:rPr>
@@ -12236,23 +11110,7 @@
           <w:sz w:val="18"/>
           <w:szCs w:val="18"/>
         </w:rPr>
-        <w:t>、拷贝数变异（</w:t>
-      </w:r>
-      <w:r>
-        <w:rPr>
-          <w:rFonts w:ascii="思源黑体 CN Normal" w:eastAsia="思源黑体 CN Normal" w:hAnsi="思源黑体 CN Normal" w:hint="eastAsia"/>
-          <w:sz w:val="18"/>
-          <w:szCs w:val="18"/>
-        </w:rPr>
-        <w:t>CNV</w:t>
-      </w:r>
-      <w:r>
-        <w:rPr>
-          <w:rFonts w:ascii="思源黑体 CN Normal" w:eastAsia="思源黑体 CN Normal" w:hAnsi="思源黑体 CN Normal" w:hint="eastAsia"/>
-          <w:sz w:val="18"/>
-          <w:szCs w:val="18"/>
-        </w:rPr>
-        <w:t>）</w:t>
+        <w:t>、拷贝数变异（CNV）</w:t>
       </w:r>
       <w:r>
         <w:rPr>
@@ -12269,23 +11127,7 @@
           <w:sz w:val="18"/>
           <w:szCs w:val="18"/>
         </w:rPr>
-        <w:t>以及结构变异（</w:t>
-      </w:r>
-      <w:r>
-        <w:rPr>
-          <w:rFonts w:ascii="思源黑体 CN Normal" w:eastAsia="思源黑体 CN Normal" w:hAnsi="思源黑体 CN Normal" w:hint="eastAsia"/>
-          <w:sz w:val="18"/>
-          <w:szCs w:val="18"/>
-        </w:rPr>
-        <w:t>SV</w:t>
-      </w:r>
-      <w:r>
-        <w:rPr>
-          <w:rFonts w:ascii="思源黑体 CN Normal" w:eastAsia="思源黑体 CN Normal" w:hAnsi="思源黑体 CN Normal" w:hint="eastAsia"/>
-          <w:sz w:val="18"/>
-          <w:szCs w:val="18"/>
-        </w:rPr>
-        <w:t>）。产品的检测性能与样本质量密切相关，样本质控等级以及某些变异特征会降低检测敏感度。</w:t>
+        <w:t>以及结构变异（SV）。产品的检测性能与样本质量密切相关，样本质控等级以及某些变异特征会降低检测敏感度。</w:t>
       </w:r>
     </w:p>
     <w:p>
@@ -12362,15 +11204,7 @@
           <w:sz w:val="18"/>
           <w:szCs w:val="18"/>
         </w:rPr>
-        <w:t>无基因变异的情况不能排除存在低于现有检测方法检测下限的低丰度变异的可能。我们不承诺所有的检测都能获得肿瘤基因变异信息，同样不承诺肿瘤基因变异信息中一定存在明确的可用药或治疗相关</w:t>
-      </w:r>
-      <w:r>
-        <w:rPr>
-          <w:rFonts w:ascii="思源黑体 CN Normal" w:eastAsia="思源黑体 CN Normal" w:hAnsi="思源黑体 CN Normal" w:hint="eastAsia"/>
-          <w:sz w:val="18"/>
-          <w:szCs w:val="18"/>
-        </w:rPr>
-        <w:t>的基因变异。</w:t>
+        <w:t>无基因变异的情况不能排除存在低于现有检测方法检测下限的低丰度变异的可能。我们不承诺所有的检测都能获得肿瘤基因变异信息，同样不承诺肿瘤基因变异信息中一定存在明确的可用药或治疗相关的基因变异。</w:t>
       </w:r>
     </w:p>
     <w:p>
